--- a/legal/15-enterprise/31_LOCALMATE_ENTERPRISE_MSA.docx
+++ b/legal/15-enterprise/31_LOCALMATE_ENTERPRISE_MSA.docx
@@ -2,24 +2,172 @@
 <file path=word/document.xml><?xml version="1.0" encoding="utf-8"?>
 <w:document xmlns:wpc="http://schemas.microsoft.com/office/word/2010/wordprocessingCanvas" xmlns:mo="http://schemas.microsoft.com/office/mac/office/2008/main" xmlns:mc="http://schemas.openxmlformats.org/markup-compatibility/2006" xmlns:mv="urn:schemas-microsoft-com:mac:vml" xmlns:o="urn:schemas-microsoft-com:office:office" xmlns:r="http://schemas.openxmlformats.org/officeDocument/2006/relationships" xmlns:m="http://schemas.openxmlformats.org/officeDocument/2006/math" xmlns:v="urn:schemas-microsoft-com:vml" xmlns:wp14="http://schemas.microsoft.com/office/word/2010/wordprocessingDrawing" xmlns:wp="http://schemas.openxmlformats.org/drawingml/2006/wordprocessingDrawing" xmlns:w10="urn:schemas-microsoft-com:office:word" xmlns:w="http://schemas.openxmlformats.org/wordprocessingml/2006/main" xmlns:w14="http://schemas.microsoft.com/office/word/2010/wordml" xmlns:wpg="http://schemas.microsoft.com/office/word/2010/wordprocessingGroup" xmlns:wpi="http://schemas.microsoft.com/office/word/2010/wordprocessingInk" xmlns:wne="http://schemas.microsoft.com/office/word/2006/wordml" xmlns:wps="http://schemas.microsoft.com/office/word/2010/wordprocessingShape" mc:Ignorable="w14 wp14">
   <w:body>
+    <w:tbl>
+      <w:tblPr>
+        <w:tblW w:type="auto" w:w="0"/>
+        <w:jc w:val="center"/>
+        <w:tblLook w:firstColumn="1" w:firstRow="1" w:lastColumn="0" w:lastRow="0" w:noHBand="0" w:noVBand="1" w:val="04A0"/>
+        <w:tblBorders>
+          <w:top w:val="none"/>
+          <w:bottom w:val="none"/>
+          <w:left w:val="none"/>
+          <w:right w:val="none"/>
+          <w:insideH w:val="none"/>
+          <w:insideV w:val="none"/>
+        </w:tblBorders>
+      </w:tblPr>
+      <w:tblGrid>
+        <w:gridCol w:w="4874"/>
+        <w:gridCol w:w="4874"/>
+      </w:tblGrid>
+      <w:tr>
+        <w:trPr>
+          <w:cantSplit/>
+        </w:trPr>
+        <w:tc>
+          <w:tcPr>
+            <w:tcW w:type="dxa" w:w="4032"/>
+            <w:vAlign w:val="center"/>
+            <w:tcW w:w="4031" w:type="dxa"/>
+            <w:tcMar>
+              <w:top w:w="40" w:type="dxa"/>
+              <w:bottom w:w="40" w:type="dxa"/>
+              <w:left w:w="60" w:type="dxa"/>
+              <w:right w:w="60" w:type="dxa"/>
+            </w:tcMar>
+            <w:shd w:fill="FFFFFF"/>
+          </w:tcPr>
+          <w:p>
+            <w:r/>
+          </w:p>
+          <w:p>
+            <w:pPr>
+              <w:spacing w:before="0" w:after="40" w:line="276" w:lineRule="auto"/>
+              <w:jc w:val="center"/>
+            </w:pPr>
+            <w:r>
+              <w:rPr>
+                <w:b/>
+              </w:rPr>
+              <w:t>ĐƠN VỊ CUNG CẤP GIẢI PHÁP SỐ</w:t>
+            </w:r>
+          </w:p>
+          <w:p>
+            <w:pPr>
+              <w:spacing w:before="0" w:after="40" w:line="276" w:lineRule="auto"/>
+              <w:jc w:val="center"/>
+            </w:pPr>
+            <w:r>
+              <w:rPr>
+                <w:b/>
+              </w:rPr>
+              <w:t>LOCALMATE ENTERPRISE VIỆT NAM</w:t>
+            </w:r>
+          </w:p>
+          <w:p>
+            <w:pPr>
+              <w:spacing w:before="0" w:after="40" w:line="276" w:lineRule="auto"/>
+              <w:jc w:val="center"/>
+            </w:pPr>
+            <w:r>
+              <w:t>Số: [MÃ_HỢP_ĐỒNG]/ENT-MSA-LM/[NĂM]</w:t>
+            </w:r>
+          </w:p>
+        </w:tc>
+        <w:tc>
+          <w:tcPr>
+            <w:tcW w:type="dxa" w:w="5717"/>
+            <w:vAlign w:val="center"/>
+            <w:tcW w:w="5716" w:type="dxa"/>
+            <w:tcMar>
+              <w:top w:w="40" w:type="dxa"/>
+              <w:bottom w:w="40" w:type="dxa"/>
+              <w:left w:w="60" w:type="dxa"/>
+              <w:right w:w="60" w:type="dxa"/>
+            </w:tcMar>
+            <w:shd w:fill="FFFFFF"/>
+          </w:tcPr>
+          <w:p>
+            <w:r/>
+          </w:p>
+          <w:p>
+            <w:pPr>
+              <w:spacing w:before="0" w:after="40" w:line="276" w:lineRule="auto"/>
+              <w:jc w:val="center"/>
+            </w:pPr>
+            <w:r>
+              <w:rPr>
+                <w:b/>
+                <w:sz w:val="23"/>
+              </w:rPr>
+              <w:t>CỘNG HÒA XÃ HỘI CHỦ NGHĨA VIỆT NAM</w:t>
+            </w:r>
+          </w:p>
+          <w:p>
+            <w:pPr>
+              <w:spacing w:before="0" w:after="40" w:line="276" w:lineRule="auto"/>
+              <w:jc w:val="center"/>
+            </w:pPr>
+            <w:r>
+              <w:rPr>
+                <w:b/>
+              </w:rPr>
+              <w:t>Độc lập - Tự do - Hạnh phúc</w:t>
+            </w:r>
+          </w:p>
+          <w:p>
+            <w:pPr>
+              <w:spacing w:before="0" w:after="40" w:line="276" w:lineRule="auto"/>
+              <w:jc w:val="center"/>
+            </w:pPr>
+            <w:r>
+              <w:rPr>
+                <w:color w:val="0F172A"/>
+                <w:sz w:val="16"/>
+              </w:rPr>
+              <w:t>――――――――――――――――</w:t>
+            </w:r>
+          </w:p>
+          <w:p>
+            <w:pPr>
+              <w:spacing w:before="0" w:after="40" w:line="276" w:lineRule="auto"/>
+              <w:jc w:val="center"/>
+            </w:pPr>
+            <w:r>
+              <w:rPr>
+                <w:i/>
+                <w:color w:val="64748B"/>
+                <w:sz w:val="19"/>
+              </w:rPr>
+              <w:t>Hà Nội, ngày [NGÀY] tháng [THÁNG] năm 202[NĂM]</w:t>
+            </w:r>
+          </w:p>
+        </w:tc>
+      </w:tr>
+    </w:tbl>
     <w:p>
       <w:pPr>
-        <w:spacing w:before="240" w:after="120" w:line="288" w:lineRule="auto"/>
+        <w:spacing w:before="0" w:after="80"/>
+      </w:pPr>
+    </w:p>
+    <w:p>
+      <w:pPr>
+        <w:spacing w:before="240" w:after="80" w:line="288" w:lineRule="auto"/>
         <w:jc w:val="center"/>
       </w:pPr>
       <w:r>
         <w:rPr>
           <w:b/>
-          <w:color w:val="0D7647"/>
-          <w:sz w:val="30"/>
+          <w:color w:val="0F172A"/>
+          <w:sz w:val="29"/>
         </w:rPr>
         <w:t>HỢP ĐỒNG KHUNG CUNG CẤP DỊCH VỤ CÔNG NGHỆ &amp; CHUYỂN ĐỔI SỐ DOANH NGHIỆP</w:t>
       </w:r>
     </w:p>
     <w:p>
       <w:pPr>
-        <w:spacing w:after="80" w:before="0" w:line="276" w:lineRule="auto"/>
-        <w:jc w:val="left"/>
+        <w:spacing w:before="20" w:after="60" w:line="276" w:lineRule="auto"/>
+        <w:jc w:val="center"/>
       </w:pPr>
       <w:r>
         <w:rPr>
@@ -27,29 +175,146 @@
         </w:rPr>
         <w:t>(LOCALMATE ENTERPRISE MASTER SERVICES AGREEMENT - ENTERPRISE MSA)</w:t>
       </w:r>
+    </w:p>
+    <w:p>
+      <w:pPr>
+        <w:spacing w:before="20" w:after="40" w:line="276" w:lineRule="auto"/>
+        <w:ind w:left="288"/>
+        <w:jc w:val="both"/>
+      </w:pPr>
       <w:r>
-        <w:t xml:space="preserve">  </w:t>
+        <w:rPr>
+          <w:i/>
+          <w:color w:val="0F172A"/>
+          <w:sz w:val="20"/>
+        </w:rPr>
+        <w:t>- Căn cứ Bộ luật Dân sự số 91/2015/QH13 ngày 24 tháng 11 năm 2015 và các văn bản hướng dẫn thi hành;</w:t>
       </w:r>
     </w:p>
     <w:p>
       <w:pPr>
-        <w:spacing w:after="80" w:before="0" w:line="276" w:lineRule="auto"/>
-        <w:jc w:val="left"/>
+        <w:spacing w:before="20" w:after="40" w:line="276" w:lineRule="auto"/>
+        <w:ind w:left="288"/>
+        <w:jc w:val="both"/>
       </w:pPr>
       <w:r>
         <w:rPr>
-          <w:b/>
+          <w:i/>
+          <w:color w:val="0F172A"/>
+          <w:sz w:val="20"/>
         </w:rPr>
-        <w:t>Số hiệu Hợp đồng:</w:t>
-      </w:r>
-      <w:r>
-        <w:t xml:space="preserve"> [MÃ_HỢP_ĐỒNG]/ENT-MSA-LM/[NĂM]</w:t>
+        <w:t>- Căn cứ Luật Thương mại số 36/2005/QH11 ngày 14 tháng 06 năm 2005;</w:t>
       </w:r>
     </w:p>
     <w:p>
       <w:pPr>
-        <w:spacing w:after="80" w:before="0" w:line="276" w:lineRule="auto"/>
-        <w:jc w:val="left"/>
+        <w:spacing w:before="20" w:after="40" w:line="276" w:lineRule="auto"/>
+        <w:ind w:left="288"/>
+        <w:jc w:val="both"/>
+      </w:pPr>
+      <w:r>
+        <w:rPr>
+          <w:i/>
+          <w:color w:val="0F172A"/>
+          <w:sz w:val="20"/>
+        </w:rPr>
+        <w:t>- Căn cứ Luật Công nghệ thông tin số 67/2006/QH11 ngày 29 tháng 06 năm 2006;</w:t>
+      </w:r>
+    </w:p>
+    <w:p>
+      <w:pPr>
+        <w:spacing w:before="20" w:after="40" w:line="276" w:lineRule="auto"/>
+        <w:ind w:left="288"/>
+        <w:jc w:val="both"/>
+      </w:pPr>
+      <w:r>
+        <w:rPr>
+          <w:i/>
+          <w:color w:val="0F172A"/>
+          <w:sz w:val="20"/>
+        </w:rPr>
+        <w:t>- Căn cứ Luật Giao dịch điện tử số 20/2023/QH15 ngày 22 tháng 06 năm 2023;</w:t>
+      </w:r>
+    </w:p>
+    <w:p>
+      <w:pPr>
+        <w:spacing w:before="20" w:after="40" w:line="276" w:lineRule="auto"/>
+        <w:ind w:left="288"/>
+        <w:jc w:val="both"/>
+      </w:pPr>
+      <w:r>
+        <w:rPr>
+          <w:i/>
+          <w:color w:val="0F172A"/>
+          <w:sz w:val="20"/>
+        </w:rPr>
+        <w:t>- Căn cứ Luật Sở hữu trí tuệ số 50/2005/QH11 đã được sửa đổi, bổ sung theo Luật số 07/2022/QH15;</w:t>
+      </w:r>
+    </w:p>
+    <w:p>
+      <w:pPr>
+        <w:spacing w:before="20" w:after="40" w:line="276" w:lineRule="auto"/>
+        <w:ind w:left="288"/>
+        <w:jc w:val="both"/>
+      </w:pPr>
+      <w:r>
+        <w:rPr>
+          <w:i/>
+          <w:color w:val="0F172A"/>
+          <w:sz w:val="20"/>
+        </w:rPr>
+        <w:t>- Căn cứ Luật Trọng tài thương mại số 54/2010/QH12 ngày 17 tháng 06 năm 2010;</w:t>
+      </w:r>
+    </w:p>
+    <w:p>
+      <w:pPr>
+        <w:spacing w:before="20" w:after="40" w:line="276" w:lineRule="auto"/>
+        <w:ind w:left="288"/>
+        <w:jc w:val="both"/>
+      </w:pPr>
+      <w:r>
+        <w:rPr>
+          <w:i/>
+          <w:color w:val="0F172A"/>
+          <w:sz w:val="20"/>
+        </w:rPr>
+        <w:t>- Căn cứ Luật An ninh mạng số 24/2018/QH14 ngày 12 tháng 06 năm 2018;</w:t>
+      </w:r>
+    </w:p>
+    <w:p>
+      <w:pPr>
+        <w:spacing w:before="20" w:after="40" w:line="276" w:lineRule="auto"/>
+        <w:ind w:left="288"/>
+        <w:jc w:val="both"/>
+      </w:pPr>
+      <w:r>
+        <w:rPr>
+          <w:i/>
+          <w:color w:val="0F172A"/>
+          <w:sz w:val="20"/>
+        </w:rPr>
+        <w:t>- Căn cứ Nghị định số 13/2023/NĐ-CP ngày 17 tháng 04 năm 2023 của Chính phủ về bảo vệ dữ liệu cá nhân;</w:t>
+      </w:r>
+    </w:p>
+    <w:p>
+      <w:pPr>
+        <w:spacing w:before="20" w:after="40" w:line="276" w:lineRule="auto"/>
+        <w:ind w:left="288"/>
+        <w:jc w:val="both"/>
+      </w:pPr>
+      <w:r>
+        <w:rPr>
+          <w:i/>
+          <w:color w:val="0F172A"/>
+          <w:sz w:val="20"/>
+        </w:rPr>
+        <w:t>- Căn cứ vào nhu cầu và năng lực thực tế của Hai Bên.</w:t>
+      </w:r>
+    </w:p>
+    <w:p>
+      <w:pPr>
+        <w:spacing w:before="20" w:after="60" w:line="276" w:lineRule="auto"/>
+        <w:jc w:val="center"/>
       </w:pPr>
       <w:r>
         <w:rPr>
@@ -60,36 +325,26 @@
     </w:p>
     <w:p>
       <w:pPr>
-        <w:spacing w:after="120" w:before="80"/>
-      </w:pPr>
-      <w:r>
-        <w:rPr>
-          <w:color w:val="CBD5E1"/>
-        </w:rPr>
-        <w:t>―――――――――――――――――――――――――――――――――――――――――――――――――――――――</w:t>
-      </w:r>
-    </w:p>
-    <w:p>
-      <w:pPr>
-        <w:spacing w:before="160" w:after="60"/>
+        <w:spacing w:before="180" w:after="60" w:line="276" w:lineRule="auto"/>
+        <w:jc w:val="left"/>
       </w:pPr>
       <w:r>
         <w:rPr>
           <w:b/>
-          <w:color w:val="0D7647"/>
-          <w:sz w:val="23"/>
+          <w:color w:val="0F172A"/>
+          <w:sz w:val="22"/>
         </w:rPr>
         <w:t>BẢNG THẨM ĐỊNH MÔ HÌNH PHÁP NHÂN LOCALMATE</w:t>
       </w:r>
     </w:p>
     <w:p>
       <w:pPr>
-        <w:spacing w:after="60" w:before="20" w:line="276" w:lineRule="auto"/>
+        <w:spacing w:before="20" w:after="40" w:line="276" w:lineRule="auto"/>
         <w:ind w:left="360"/>
-        <w:jc w:val="left"/>
+        <w:jc w:val="both"/>
       </w:pPr>
       <w:r>
-        <w:t xml:space="preserve">•  [x] </w:t>
+        <w:t xml:space="preserve">[x] </w:t>
       </w:r>
       <w:r>
         <w:rPr>
@@ -103,75 +358,65 @@
     </w:p>
     <w:p>
       <w:pPr>
-        <w:spacing w:after="60" w:before="20" w:line="276" w:lineRule="auto"/>
+        <w:spacing w:before="20" w:after="40" w:line="276" w:lineRule="auto"/>
         <w:ind w:left="360"/>
-        <w:jc w:val="left"/>
+        <w:jc w:val="both"/>
       </w:pPr>
       <w:r>
-        <w:t>•  Áp dụng thuế GTGT (10% hoặc 8%), thuế TNDN 20%.</w:t>
+        <w:t>Áp dụng thuế GTGT (10% hoặc 8%), thuế TNDN 20%.</w:t>
       </w:r>
     </w:p>
     <w:p>
       <w:pPr>
-        <w:spacing w:after="60" w:before="20" w:line="276" w:lineRule="auto"/>
+        <w:spacing w:before="20" w:after="40" w:line="276" w:lineRule="auto"/>
         <w:ind w:left="360"/>
-        <w:jc w:val="left"/>
+        <w:jc w:val="both"/>
       </w:pPr>
       <w:r>
-        <w:t>•  Phát hành hóa đơn điện tử GTGT hợp pháp theo Nghị định 123/2020/NĐ-CP.</w:t>
+        <w:t>Phát hành hóa đơn điện tử GTGT hợp pháp theo Nghị định 123/2020/NĐ-CP.</w:t>
       </w:r>
     </w:p>
     <w:p>
       <w:pPr>
-        <w:spacing w:after="60" w:before="20" w:line="276" w:lineRule="auto"/>
+        <w:spacing w:before="20" w:after="40" w:line="276" w:lineRule="auto"/>
         <w:ind w:left="360"/>
-        <w:jc w:val="left"/>
+        <w:jc w:val="both"/>
       </w:pPr>
       <w:r>
-        <w:t>•  [ ] Hộ kinh doanh cá thể quy mô lớn kê khai thuế</w:t>
+        <w:t>[ ] Hộ kinh doanh cá thể quy mô lớn kê khai thuế</w:t>
       </w:r>
     </w:p>
     <w:p>
       <w:pPr>
-        <w:spacing w:after="120" w:before="80"/>
+        <w:spacing w:before="20" w:after="60" w:line="276" w:lineRule="auto"/>
+        <w:jc w:val="both"/>
       </w:pPr>
       <w:r>
-        <w:rPr>
-          <w:color w:val="CBD5E1"/>
-        </w:rPr>
-        <w:t>―――――――――――――――――――――――――――――――――――――――――――――――――――――――</w:t>
+        <w:t>Hôm nay, ngày [NGÀY] tháng [THÁNG] năm 202[NĂM], tại trụ sở các bên, Hợp đồng Khung Doanh Nghiệp này được ký kết giữa:</w:t>
       </w:r>
     </w:p>
     <w:p>
       <w:pPr>
-        <w:spacing w:after="80" w:before="0" w:line="276" w:lineRule="auto"/>
+        <w:spacing w:before="180" w:after="60" w:line="276" w:lineRule="auto"/>
         <w:jc w:val="left"/>
-      </w:pPr>
-      <w:r>
-        <w:t>Hôm nay, ngày [NGÀY] tháng [THÁNG] năm 202[NĂM], Hợp đồng Khung Doanh Nghiệp này được ký kết giữa:</w:t>
-      </w:r>
-    </w:p>
-    <w:p>
-      <w:pPr>
-        <w:spacing w:before="160" w:after="60"/>
       </w:pPr>
       <w:r>
         <w:rPr>
           <w:b/>
-          <w:color w:val="0D7647"/>
-          <w:sz w:val="23"/>
+          <w:color w:val="0F172A"/>
+          <w:sz w:val="22"/>
         </w:rPr>
         <w:t>BÊN A (BÊN KHÁCH HÀNG DOANH NGHIỆP):</w:t>
       </w:r>
     </w:p>
     <w:p>
       <w:pPr>
-        <w:spacing w:after="60" w:before="20" w:line="276" w:lineRule="auto"/>
+        <w:spacing w:before="20" w:after="40" w:line="276" w:lineRule="auto"/>
         <w:ind w:left="360"/>
-        <w:jc w:val="left"/>
+        <w:jc w:val="both"/>
       </w:pPr>
       <w:r>
-        <w:t xml:space="preserve">•  Tên Doanh nghiệp: </w:t>
+        <w:t xml:space="preserve">Tên Doanh nghiệp: </w:t>
       </w:r>
       <w:r>
         <w:rPr>
@@ -182,32 +427,32 @@
     </w:p>
     <w:p>
       <w:pPr>
-        <w:spacing w:after="60" w:before="20" w:line="276" w:lineRule="auto"/>
+        <w:spacing w:before="20" w:after="40" w:line="276" w:lineRule="auto"/>
         <w:ind w:left="360"/>
-        <w:jc w:val="left"/>
+        <w:jc w:val="both"/>
       </w:pPr>
       <w:r>
-        <w:t>•  Giấy chứng nhận ĐKKD / Mã số doanh nghiệp: [MST_BÊN_A] do Sở KH&amp;ĐT [TỈNH_THÀNH] cấp</w:t>
+        <w:t>Giấy chứng nhận ĐKKD / Mã số doanh nghiệp: [MST_BÊN_A] do Sở KH&amp;ĐT [TỈNH_THÀNH] cấp</w:t>
       </w:r>
     </w:p>
     <w:p>
       <w:pPr>
-        <w:spacing w:after="60" w:before="20" w:line="276" w:lineRule="auto"/>
+        <w:spacing w:before="20" w:after="40" w:line="276" w:lineRule="auto"/>
         <w:ind w:left="360"/>
-        <w:jc w:val="left"/>
+        <w:jc w:val="both"/>
       </w:pPr>
       <w:r>
-        <w:t>•  Địa chỉ trụ sở chính: [ĐỊA_CHỈ_BÊN_A]</w:t>
+        <w:t>Địa chỉ trụ sở chính: [ĐỊA_CHỈ_BÊN_A]</w:t>
       </w:r>
     </w:p>
     <w:p>
       <w:pPr>
-        <w:spacing w:after="60" w:before="20" w:line="276" w:lineRule="auto"/>
+        <w:spacing w:before="20" w:after="40" w:line="276" w:lineRule="auto"/>
         <w:ind w:left="360"/>
-        <w:jc w:val="left"/>
+        <w:jc w:val="both"/>
       </w:pPr>
       <w:r>
-        <w:t xml:space="preserve">•  Người đại diện theo pháp luật: </w:t>
+        <w:t xml:space="preserve">Người đại diện theo pháp luật: </w:t>
       </w:r>
       <w:r>
         <w:rPr>
@@ -227,55 +472,56 @@
     </w:p>
     <w:p>
       <w:pPr>
-        <w:spacing w:after="60" w:before="20" w:line="276" w:lineRule="auto"/>
+        <w:spacing w:before="20" w:after="40" w:line="276" w:lineRule="auto"/>
         <w:ind w:left="360"/>
-        <w:jc w:val="left"/>
+        <w:jc w:val="both"/>
       </w:pPr>
       <w:r>
-        <w:t>•  Đầu mối Quản lý Dự án (Project Lead): [TÊN_PM_A] — Email: [EMAIL_PM_A] — SĐT: [SĐT_PM_A]</w:t>
+        <w:t>Đầu mối Quản lý Dự án (Project Lead): [TÊN_PM_A] — Email: [EMAIL_PM_A] — SĐT: [SĐT_PM_A]</w:t>
       </w:r>
     </w:p>
     <w:p>
       <w:pPr>
-        <w:spacing w:after="60" w:before="20" w:line="276" w:lineRule="auto"/>
+        <w:spacing w:before="20" w:after="40" w:line="276" w:lineRule="auto"/>
         <w:ind w:left="360"/>
-        <w:jc w:val="left"/>
+        <w:jc w:val="both"/>
       </w:pPr>
       <w:r>
-        <w:t>•  Đầu mối Phụ trách Dữ liệu / IT (Security Lead): [TÊN_IT_A] — Email: [EMAIL_IT_A]</w:t>
+        <w:t>Đầu mối Phụ trách Dữ liệu / IT (Security Lead): [TÊN_IT_A] — Email: [EMAIL_IT_A]</w:t>
       </w:r>
     </w:p>
     <w:p>
       <w:pPr>
-        <w:spacing w:after="60" w:before="20" w:line="276" w:lineRule="auto"/>
+        <w:spacing w:before="20" w:after="40" w:line="276" w:lineRule="auto"/>
         <w:ind w:left="360"/>
-        <w:jc w:val="left"/>
+        <w:jc w:val="both"/>
       </w:pPr>
       <w:r>
-        <w:t>•  Tài khoản ngân hàng: [SỐ_TK_A] mở tại Ngân hàng: [NGÂN_HÀNG_A]</w:t>
+        <w:t>Tài khoản ngân hàng: [SỐ_TK_A] mở tại Ngân hàng: [NGÂN_HÀNG_A]</w:t>
       </w:r>
     </w:p>
     <w:p>
       <w:pPr>
-        <w:spacing w:before="160" w:after="60"/>
+        <w:spacing w:before="180" w:after="60" w:line="276" w:lineRule="auto"/>
+        <w:jc w:val="left"/>
       </w:pPr>
       <w:r>
         <w:rPr>
           <w:b/>
-          <w:color w:val="0D7647"/>
-          <w:sz w:val="23"/>
+          <w:color w:val="0F172A"/>
+          <w:sz w:val="22"/>
         </w:rPr>
         <w:t>BÊN B (BÊN CUNG CẤP GIẢI PHÁP SỐ / LOCALMATE):</w:t>
       </w:r>
     </w:p>
     <w:p>
       <w:pPr>
-        <w:spacing w:after="60" w:before="20" w:line="276" w:lineRule="auto"/>
+        <w:spacing w:before="20" w:after="40" w:line="276" w:lineRule="auto"/>
         <w:ind w:left="360"/>
-        <w:jc w:val="left"/>
+        <w:jc w:val="both"/>
       </w:pPr>
       <w:r>
-        <w:t xml:space="preserve">•  Tên pháp lý: </w:t>
+        <w:t xml:space="preserve">Tên pháp lý: </w:t>
       </w:r>
       <w:r>
         <w:rPr>
@@ -286,12 +532,12 @@
     </w:p>
     <w:p>
       <w:pPr>
-        <w:spacing w:after="60" w:before="20" w:line="276" w:lineRule="auto"/>
+        <w:spacing w:before="20" w:after="40" w:line="276" w:lineRule="auto"/>
         <w:ind w:left="360"/>
-        <w:jc w:val="left"/>
+        <w:jc w:val="both"/>
       </w:pPr>
       <w:r>
-        <w:t xml:space="preserve">•  Giấy chứng nhận ĐKKD / Mã số doanh nghiệp: </w:t>
+        <w:t xml:space="preserve">Giấy chứng nhận ĐKKD / Mã số doanh nghiệp: </w:t>
       </w:r>
       <w:r>
         <w:rPr>
@@ -302,12 +548,12 @@
     </w:p>
     <w:p>
       <w:pPr>
-        <w:spacing w:after="60" w:before="20" w:line="276" w:lineRule="auto"/>
+        <w:spacing w:before="20" w:after="40" w:line="276" w:lineRule="auto"/>
         <w:ind w:left="360"/>
-        <w:jc w:val="left"/>
+        <w:jc w:val="both"/>
       </w:pPr>
       <w:r>
-        <w:t xml:space="preserve">•  Địa chỉ trụ sở chính: </w:t>
+        <w:t xml:space="preserve">Địa chỉ trụ sở chính: </w:t>
       </w:r>
       <w:r>
         <w:rPr>
@@ -318,12 +564,12 @@
     </w:p>
     <w:p>
       <w:pPr>
-        <w:spacing w:after="60" w:before="20" w:line="276" w:lineRule="auto"/>
+        <w:spacing w:before="20" w:after="40" w:line="276" w:lineRule="auto"/>
         <w:ind w:left="360"/>
-        <w:jc w:val="left"/>
+        <w:jc w:val="both"/>
       </w:pPr>
       <w:r>
-        <w:t xml:space="preserve">•  Người đại diện theo pháp luật: </w:t>
+        <w:t xml:space="preserve">Người đại diện theo pháp luật: </w:t>
       </w:r>
       <w:r>
         <w:rPr>
@@ -343,32 +589,32 @@
     </w:p>
     <w:p>
       <w:pPr>
-        <w:spacing w:after="60" w:before="20" w:line="276" w:lineRule="auto"/>
+        <w:spacing w:before="20" w:after="40" w:line="276" w:lineRule="auto"/>
         <w:ind w:left="360"/>
-        <w:jc w:val="left"/>
+        <w:jc w:val="both"/>
       </w:pPr>
       <w:r>
-        <w:t>•  Đầu mối Quản trị Dự án (Project Director): [PROJECT_DIRECTOR_B] — Email: [EMAIL]</w:t>
+        <w:t>Đầu mối Quản trị Dự án (Project Director): [PROJECT_DIRECTOR_B] — Email: [EMAIL]</w:t>
       </w:r>
     </w:p>
     <w:p>
       <w:pPr>
-        <w:spacing w:after="60" w:before="20" w:line="276" w:lineRule="auto"/>
+        <w:spacing w:before="20" w:after="40" w:line="276" w:lineRule="auto"/>
         <w:ind w:left="360"/>
-        <w:jc w:val="left"/>
+        <w:jc w:val="both"/>
       </w:pPr>
       <w:r>
-        <w:t>•  Cán bộ Bảo vệ Dữ liệu (DPO / Security): dpo@localmate.vn</w:t>
+        <w:t>Cán bộ Bảo vệ Dữ liệu (DPO / Security): dpo@localmate.vn</w:t>
       </w:r>
     </w:p>
     <w:p>
       <w:pPr>
-        <w:spacing w:after="60" w:before="20" w:line="276" w:lineRule="auto"/>
+        <w:spacing w:before="20" w:after="40" w:line="276" w:lineRule="auto"/>
         <w:ind w:left="360"/>
-        <w:jc w:val="left"/>
+        <w:jc w:val="both"/>
       </w:pPr>
       <w:r>
-        <w:t xml:space="preserve">•  Tài khoản ngân hàng: </w:t>
+        <w:t xml:space="preserve">Tài khoản ngân hàng: </w:t>
       </w:r>
       <w:r>
         <w:rPr>
@@ -388,263 +634,242 @@
     </w:p>
     <w:p>
       <w:pPr>
-        <w:spacing w:after="120" w:before="80"/>
-      </w:pPr>
-      <w:r>
-        <w:rPr>
-          <w:color w:val="CBD5E1"/>
-        </w:rPr>
-        <w:t>―――――――――――――――――――――――――――――――――――――――――――――――――――――――</w:t>
-      </w:r>
-    </w:p>
-    <w:p>
-      <w:pPr>
-        <w:spacing w:before="160" w:after="60"/>
+        <w:spacing w:before="180" w:after="60" w:line="276" w:lineRule="auto"/>
+        <w:jc w:val="left"/>
       </w:pPr>
       <w:r>
         <w:rPr>
           <w:b/>
-          <w:color w:val="0D7647"/>
-          <w:sz w:val="23"/>
+          <w:color w:val="0F172A"/>
+          <w:sz w:val="22"/>
         </w:rPr>
         <w:t>MỤC LỤC ĐIỀU KHOẢN HỢP ĐỒNG KHUNG DOANH NGHIỆP</w:t>
       </w:r>
     </w:p>
     <w:p>
       <w:pPr>
-        <w:spacing w:after="60" w:before="20" w:line="276" w:lineRule="auto"/>
+        <w:spacing w:before="20" w:after="40" w:line="276" w:lineRule="auto"/>
         <w:ind w:left="360"/>
-        <w:jc w:val="left"/>
+        <w:jc w:val="both"/>
       </w:pPr>
       <w:r>
-        <w:t>•  Điều 1: Cấu trúc Hợp đồng &amp; Thứ tự Ưu tiên Văn bản</w:t>
+        <w:t>Điều 1: Cấu trúc Hợp đồng &amp; Thứ tự Ưu tiên Văn bản</w:t>
       </w:r>
     </w:p>
     <w:p>
       <w:pPr>
-        <w:spacing w:after="60" w:before="20" w:line="276" w:lineRule="auto"/>
+        <w:spacing w:before="20" w:after="40" w:line="276" w:lineRule="auto"/>
         <w:ind w:left="360"/>
-        <w:jc w:val="left"/>
+        <w:jc w:val="both"/>
       </w:pPr>
       <w:r>
-        <w:t>•  Điều 2: Danh mục Dịch vụ Enterprise &amp; Cơ chế Đặt hàng</w:t>
+        <w:t>Điều 2: Danh mục Dịch vụ Enterprise &amp; Cơ chế Đặt hàng</w:t>
       </w:r>
     </w:p>
     <w:p>
       <w:pPr>
-        <w:spacing w:after="60" w:before="20" w:line="276" w:lineRule="auto"/>
+        <w:spacing w:before="20" w:after="40" w:line="276" w:lineRule="auto"/>
         <w:ind w:left="360"/>
-        <w:jc w:val="left"/>
+        <w:jc w:val="both"/>
       </w:pPr>
       <w:r>
-        <w:t>•  Điều 3: Tiêu chuẩn Năng lực Nghề nghiệp &amp; Ranh giới Nỗ lực Tối đa (Best Efforts)</w:t>
+        <w:t>Điều 3: Tiêu chuẩn Năng lực Nghề nghiệp &amp; Ranh giới Nỗ lực Tối đa (Best Efforts)</w:t>
       </w:r>
     </w:p>
     <w:p>
       <w:pPr>
-        <w:spacing w:after="60" w:before="20" w:line="276" w:lineRule="auto"/>
+        <w:spacing w:before="20" w:after="40" w:line="276" w:lineRule="auto"/>
         <w:ind w:left="360"/>
-        <w:jc w:val="left"/>
+        <w:jc w:val="both"/>
       </w:pPr>
       <w:r>
-        <w:t>•  Điều 4: Cơ cấu Tài chính, Bóc tách Media Spend &amp; Quy chuẩn Thuế</w:t>
+        <w:t>Điều 4: Cơ cấu Tài chính, Bóc tách Media Spend &amp; Quy chuẩn Thuế</w:t>
       </w:r>
     </w:p>
     <w:p>
       <w:pPr>
-        <w:spacing w:after="60" w:before="20" w:line="276" w:lineRule="auto"/>
+        <w:spacing w:before="20" w:after="40" w:line="276" w:lineRule="auto"/>
         <w:ind w:left="360"/>
-        <w:jc w:val="left"/>
+        <w:jc w:val="both"/>
       </w:pPr>
       <w:r>
-        <w:t>•  Điều 5: Đặt cọc Bảo đảm, Chu kỳ Thanh toán Retainer &amp; Chế tài Chậm trả</w:t>
+        <w:t>Điều 5: Đặt cọc Bảo đảm, Chu kỳ Thanh toán Retainer &amp; Chế tài Chậm trả</w:t>
       </w:r>
     </w:p>
     <w:p>
       <w:pPr>
-        <w:spacing w:after="60" w:before="20" w:line="276" w:lineRule="auto"/>
+        <w:spacing w:before="20" w:after="40" w:line="276" w:lineRule="auto"/>
         <w:ind w:left="360"/>
-        <w:jc w:val="left"/>
+        <w:jc w:val="both"/>
       </w:pPr>
       <w:r>
-        <w:t>•  Điều 6: Cơ chế Quản lý Thay đổi Phát sinh (Enterprise Change Request - CR)</w:t>
+        <w:t>Điều 6: Cơ chế Quản lý Thay đổi Phát sinh (Enterprise Change Request - CR)</w:t>
       </w:r>
     </w:p>
     <w:p>
       <w:pPr>
-        <w:spacing w:after="60" w:before="20" w:line="276" w:lineRule="auto"/>
+        <w:spacing w:before="20" w:after="40" w:line="276" w:lineRule="auto"/>
         <w:ind w:left="360"/>
-        <w:jc w:val="left"/>
+        <w:jc w:val="both"/>
       </w:pPr>
       <w:r>
-        <w:t>•  Điều 7: Quy trình Kiểm thử Nghiệm thu 2 Tầng &amp; Chấp thuận Thực tế</w:t>
+        <w:t>Điều 7: Quy trình Kiểm thử Nghiệm thu 2 Tầng &amp; Chấp thuận Thực tế</w:t>
       </w:r>
     </w:p>
     <w:p>
       <w:pPr>
-        <w:spacing w:after="60" w:before="20" w:line="276" w:lineRule="auto"/>
+        <w:spacing w:before="20" w:after="40" w:line="276" w:lineRule="auto"/>
         <w:ind w:left="360"/>
-        <w:jc w:val="left"/>
+        <w:jc w:val="both"/>
       </w:pPr>
       <w:r>
-        <w:t>•  Điều 8: Ma trận Bản quyền Sở hữu Trí tuệ &amp; Bảo vệ Core Framework</w:t>
+        <w:t>Điều 8: Ma trận Bản quyền Sở hữu Trí tuệ &amp; Bảo vệ Core Framework</w:t>
       </w:r>
     </w:p>
     <w:p>
       <w:pPr>
-        <w:spacing w:after="60" w:before="20" w:line="276" w:lineRule="auto"/>
+        <w:spacing w:before="20" w:after="40" w:line="276" w:lineRule="auto"/>
         <w:ind w:left="360"/>
-        <w:jc w:val="left"/>
+        <w:jc w:val="both"/>
       </w:pPr>
       <w:r>
-        <w:t>•  Điều 9: Thỏa thuận Xử lý Dữ liệu Cá nhân Chuyên sâu (Enterprise DPA)</w:t>
+        <w:t>Điều 9: Thỏa thuận Xử lý Dữ liệu Cá nhân Chuyên sâu (Enterprise DPA)</w:t>
       </w:r>
     </w:p>
     <w:p>
       <w:pPr>
-        <w:spacing w:after="60" w:before="20" w:line="276" w:lineRule="auto"/>
+        <w:spacing w:before="20" w:after="40" w:line="276" w:lineRule="auto"/>
         <w:ind w:left="360"/>
-        <w:jc w:val="left"/>
+        <w:jc w:val="both"/>
       </w:pPr>
       <w:r>
-        <w:t>•  Điều 10: Quy chế An toàn Thông tin &amp; Mô hình Trách nhiệm Chung</w:t>
+        <w:t>Điều 10: Quy chế An toàn Thông tin &amp; Mô hình Trách nhiệm Chung</w:t>
       </w:r>
     </w:p>
     <w:p>
       <w:pPr>
-        <w:spacing w:after="60" w:before="20" w:line="276" w:lineRule="auto"/>
+        <w:spacing w:before="20" w:after="40" w:line="276" w:lineRule="auto"/>
         <w:ind w:left="360"/>
-        <w:jc w:val="left"/>
+        <w:jc w:val="both"/>
       </w:pPr>
       <w:r>
-        <w:t>•  Điều 11: Bàn giao Tài sản Số An toàn &amp; Quyền Sở hữu Chính chủ</w:t>
+        <w:t>Điều 11: Bàn giao Tài sản Số An toàn &amp; Quyền Sở hữu Chính chủ</w:t>
       </w:r>
     </w:p>
     <w:p>
       <w:pPr>
-        <w:spacing w:after="60" w:before="20" w:line="276" w:lineRule="auto"/>
+        <w:spacing w:before="20" w:after="40" w:line="276" w:lineRule="auto"/>
         <w:ind w:left="360"/>
-        <w:jc w:val="left"/>
+        <w:jc w:val="both"/>
       </w:pPr>
       <w:r>
-        <w:t>•  Điều 12: Thỏa thuận Mức Dịch vụ Doanh nghiệp (Enterprise SLA &amp; Uptime)</w:t>
+        <w:t>Điều 12: Thỏa thuận Mức Dịch vụ Doanh nghiệp (Enterprise SLA &amp; Uptime)</w:t>
       </w:r>
     </w:p>
     <w:p>
       <w:pPr>
-        <w:spacing w:after="60" w:before="20" w:line="276" w:lineRule="auto"/>
+        <w:spacing w:before="20" w:after="40" w:line="276" w:lineRule="auto"/>
         <w:ind w:left="360"/>
-        <w:jc w:val="left"/>
+        <w:jc w:val="both"/>
       </w:pPr>
       <w:r>
-        <w:t>•  Điều 13: Bảo mật Thông tin Hai chiều &amp; Bí mật Kinh doanh</w:t>
+        <w:t>Điều 13: Bảo mật Thông tin Hai chiều &amp; Bí mật Kinh doanh</w:t>
       </w:r>
     </w:p>
     <w:p>
       <w:pPr>
-        <w:spacing w:after="60" w:before="20" w:line="276" w:lineRule="auto"/>
+        <w:spacing w:before="20" w:after="40" w:line="276" w:lineRule="auto"/>
         <w:ind w:left="360"/>
-        <w:jc w:val="left"/>
+        <w:jc w:val="both"/>
       </w:pPr>
       <w:r>
-        <w:t>•  Điều 14: Cam kết Tính Hợp pháp Nội dung &amp; Bồi hoàn Toàn diện (Full Indemnity)</w:t>
+        <w:t>Điều 14: Cam kết Tính Hợp pháp Nội dung &amp; Bồi hoàn Toàn diện (Full Indemnity)</w:t>
       </w:r>
     </w:p>
     <w:p>
       <w:pPr>
-        <w:spacing w:after="60" w:before="20" w:line="276" w:lineRule="auto"/>
+        <w:spacing w:before="20" w:after="40" w:line="276" w:lineRule="auto"/>
         <w:ind w:left="360"/>
-        <w:jc w:val="left"/>
+        <w:jc w:val="both"/>
       </w:pPr>
       <w:r>
-        <w:t>•  Điều 15: Giới hạn Trách nhiệm Pháp lý Hợp pháp (Liability Cap)</w:t>
+        <w:t>Điều 15: Giới hạn Trách nhiệm Pháp lý Hợp pháp (Liability Cap)</w:t>
       </w:r>
     </w:p>
     <w:p>
       <w:pPr>
-        <w:spacing w:after="60" w:before="20" w:line="276" w:lineRule="auto"/>
+        <w:spacing w:before="20" w:after="40" w:line="276" w:lineRule="auto"/>
         <w:ind w:left="360"/>
-        <w:jc w:val="left"/>
+        <w:jc w:val="both"/>
       </w:pPr>
       <w:r>
-        <w:t>•  Điều 16: Quyền Kiểm toán Tuân thủ (Audit Rights)</w:t>
+        <w:t>Điều 16: Quyền Kiểm toán Tuân thủ (Audit Rights)</w:t>
       </w:r>
     </w:p>
     <w:p>
       <w:pPr>
-        <w:spacing w:after="60" w:before="20" w:line="276" w:lineRule="auto"/>
+        <w:spacing w:before="20" w:after="40" w:line="276" w:lineRule="auto"/>
         <w:ind w:left="360"/>
-        <w:jc w:val="left"/>
+        <w:jc w:val="both"/>
       </w:pPr>
       <w:r>
-        <w:t>•  Điều 17: Sự kiện Bất khả kháng &amp; Miễn trừ Nền tảng Bên Thứ Ba</w:t>
+        <w:t>Điều 17: Sự kiện Bất khả kháng &amp; Miễn trừ Nền tảng Bên Thứ Ba</w:t>
       </w:r>
     </w:p>
     <w:p>
       <w:pPr>
-        <w:spacing w:after="60" w:before="20" w:line="276" w:lineRule="auto"/>
+        <w:spacing w:before="20" w:after="40" w:line="276" w:lineRule="auto"/>
         <w:ind w:left="360"/>
-        <w:jc w:val="left"/>
+        <w:jc w:val="both"/>
       </w:pPr>
       <w:r>
-        <w:t>•  Điều 18: Tạm ngừng Dịch vụ &amp; Đơn phương Chấm dứt Hợp pháp</w:t>
+        <w:t>Điều 18: Tạm ngừng Dịch vụ &amp; Đơn phương Chấm dứt Hợp pháp</w:t>
       </w:r>
     </w:p>
     <w:p>
       <w:pPr>
-        <w:spacing w:after="60" w:before="20" w:line="276" w:lineRule="auto"/>
+        <w:spacing w:before="20" w:after="40" w:line="276" w:lineRule="auto"/>
         <w:ind w:left="360"/>
-        <w:jc w:val="left"/>
+        <w:jc w:val="both"/>
       </w:pPr>
       <w:r>
-        <w:t>•  Điều 19: Bàn giao Sau Chấm dứt &amp; Quy trình Xóa Dữ liệu Vĩnh viễn</w:t>
+        <w:t>Điều 19: Bàn giao Sau Chấm dứt &amp; Quy trình Xóa Dữ liệu Vĩnh viễn</w:t>
       </w:r>
     </w:p>
     <w:p>
       <w:pPr>
-        <w:spacing w:after="60" w:before="20" w:line="276" w:lineRule="auto"/>
+        <w:spacing w:before="20" w:after="40" w:line="276" w:lineRule="auto"/>
         <w:ind w:left="360"/>
-        <w:jc w:val="left"/>
+        <w:jc w:val="both"/>
       </w:pPr>
       <w:r>
-        <w:t>•  Điều 20: Giao dịch Điện tử &amp; Hiệu lực Chữ ký Số</w:t>
+        <w:t>Điều 20: Giao dịch Điện tử &amp; Hiệu lực Chữ ký Số</w:t>
       </w:r>
     </w:p>
     <w:p>
       <w:pPr>
-        <w:spacing w:after="60" w:before="20" w:line="276" w:lineRule="auto"/>
+        <w:spacing w:before="20" w:after="40" w:line="276" w:lineRule="auto"/>
         <w:ind w:left="360"/>
-        <w:jc w:val="left"/>
+        <w:jc w:val="both"/>
       </w:pPr>
       <w:r>
-        <w:t>•  Điều 21: Luật Điều chỉnh &amp; Cơ chế Giải quyết Tranh chấp Trọng tài / Tòa án</w:t>
+        <w:t>Điều 21: Luật Điều chỉnh &amp; Cơ chế Giải quyết Tranh chấp Trọng tài / Tòa án</w:t>
       </w:r>
     </w:p>
     <w:p>
       <w:pPr>
-        <w:spacing w:after="60" w:before="20" w:line="276" w:lineRule="auto"/>
+        <w:spacing w:before="20" w:after="40" w:line="276" w:lineRule="auto"/>
         <w:ind w:left="360"/>
-        <w:jc w:val="left"/>
+        <w:jc w:val="both"/>
       </w:pPr>
       <w:r>
-        <w:t>•  Điều 22: Hiệu lực Thi hành &amp; Quy định Chuyển tiếp</w:t>
+        <w:t>Điều 22: Hiệu lực Thi hành &amp; Quy định Chuyển tiếp</w:t>
       </w:r>
     </w:p>
     <w:p>
       <w:pPr>
-        <w:spacing w:after="120" w:before="80"/>
-      </w:pPr>
-      <w:r>
-        <w:rPr>
-          <w:color w:val="CBD5E1"/>
-        </w:rPr>
-        <w:t>―――――――――――――――――――――――――――――――――――――――――――――――――――――――</w:t>
-      </w:r>
-    </w:p>
-    <w:p>
-      <w:pPr>
-        <w:spacing w:after="80" w:before="0" w:line="276" w:lineRule="auto"/>
-        <w:jc w:val="left"/>
+        <w:spacing w:before="20" w:after="60" w:line="276" w:lineRule="auto"/>
+        <w:jc w:val="both"/>
       </w:pPr>
       <w:r>
         <w:rPr>
@@ -655,21 +880,21 @@
     </w:p>
     <w:p>
       <w:pPr>
-        <w:spacing w:before="120" w:after="40"/>
+        <w:spacing w:before="120" w:after="40" w:line="276" w:lineRule="auto"/>
       </w:pPr>
       <w:r>
         <w:rPr>
           <w:b/>
-          <w:color w:val="1E293B"/>
-          <w:sz w:val="22"/>
+          <w:color w:val="0F172A"/>
+          <w:sz w:val="21"/>
         </w:rPr>
         <w:t>ĐIỀU 1: CẤU TRÚC HỢP ĐỒNG &amp; THỨ TỰ ƯU TIÊN VĂN BẢN</w:t>
       </w:r>
     </w:p>
     <w:p>
       <w:pPr>
-        <w:spacing w:after="80" w:before="0" w:line="276" w:lineRule="auto"/>
-        <w:jc w:val="left"/>
+        <w:spacing w:before="20" w:after="60" w:line="276" w:lineRule="auto"/>
+        <w:jc w:val="both"/>
       </w:pPr>
       <w:r>
         <w:t xml:space="preserve">1.1. Quan hệ hợp tác giữa Các Bên được thiết lập theo cấu trúc phân tầng bao gồm: Hợp đồng Khung này (MSA) quy định các nguyên tắc nền tảng; các Đơn Đặt Hàng (Service Order - SO); các Bảng Đặc Tả Phạm Vi Công Việc (SOW); và các Phụ Lục Kỹ Thuật Đính Kèm.  </w:t>
@@ -677,8 +902,8 @@
     </w:p>
     <w:p>
       <w:pPr>
-        <w:spacing w:after="80" w:before="0" w:line="276" w:lineRule="auto"/>
-        <w:jc w:val="left"/>
+        <w:spacing w:before="20" w:after="60" w:line="276" w:lineRule="auto"/>
+        <w:jc w:val="both"/>
       </w:pPr>
       <w:r>
         <w:t xml:space="preserve">1.2. Mọi Đơn Đặt Hàng và Phụ lục ký kết giữa Các Bên trong thời hạn hiệu lực của Hợp đồng này đều mặc nhiên chịu sự điều chỉnh của các điều khoản tại Hợp đồng này.  </w:t>
@@ -686,8 +911,8 @@
     </w:p>
     <w:p>
       <w:pPr>
-        <w:spacing w:after="80" w:before="0" w:line="276" w:lineRule="auto"/>
-        <w:jc w:val="left"/>
+        <w:spacing w:before="20" w:after="60" w:line="276" w:lineRule="auto"/>
+        <w:jc w:val="both"/>
       </w:pPr>
       <w:r>
         <w:t>1.3. Thứ tự ưu tiên văn bản: (1) Service Order &amp; SOW ký mới nhất; (2) Phụ lục kỹ thuật tương ứng; (3) Hợp đồng Khung MSA này.</w:t>
@@ -695,21 +920,21 @@
     </w:p>
     <w:p>
       <w:pPr>
-        <w:spacing w:before="120" w:after="40"/>
+        <w:spacing w:before="120" w:after="40" w:line="276" w:lineRule="auto"/>
       </w:pPr>
       <w:r>
         <w:rPr>
           <w:b/>
-          <w:color w:val="1E293B"/>
-          <w:sz w:val="22"/>
+          <w:color w:val="0F172A"/>
+          <w:sz w:val="21"/>
         </w:rPr>
         <w:t>ĐIỀU 2: DANH MỤC DỊCH VỤ ENTERPRISE</w:t>
       </w:r>
     </w:p>
     <w:p>
       <w:pPr>
-        <w:spacing w:after="80" w:before="0" w:line="276" w:lineRule="auto"/>
-        <w:jc w:val="left"/>
+        <w:spacing w:before="20" w:after="60" w:line="276" w:lineRule="auto"/>
+        <w:jc w:val="both"/>
       </w:pPr>
       <w:r>
         <w:t>Bên B cung cấp cho Bên A các dịch vụ chuyển đổi số doanh nghiệp tùy chỉnh theo từng SOW:</w:t>
@@ -717,8 +942,8 @@
     </w:p>
     <w:p>
       <w:pPr>
-        <w:spacing w:after="80" w:before="0" w:line="276" w:lineRule="auto"/>
-        <w:jc w:val="left"/>
+        <w:spacing w:before="20" w:after="60" w:line="276" w:lineRule="auto"/>
+        <w:jc w:val="both"/>
       </w:pPr>
       <w:r>
         <w:t xml:space="preserve">a) </w:t>
@@ -735,8 +960,8 @@
     </w:p>
     <w:p>
       <w:pPr>
-        <w:spacing w:after="80" w:before="0" w:line="276" w:lineRule="auto"/>
-        <w:jc w:val="left"/>
+        <w:spacing w:before="20" w:after="60" w:line="276" w:lineRule="auto"/>
+        <w:jc w:val="both"/>
       </w:pPr>
       <w:r>
         <w:t xml:space="preserve">b) </w:t>
@@ -753,8 +978,8 @@
     </w:p>
     <w:p>
       <w:pPr>
-        <w:spacing w:after="80" w:before="0" w:line="276" w:lineRule="auto"/>
-        <w:jc w:val="left"/>
+        <w:spacing w:before="20" w:after="60" w:line="276" w:lineRule="auto"/>
+        <w:jc w:val="both"/>
       </w:pPr>
       <w:r>
         <w:t xml:space="preserve">c) </w:t>
@@ -771,8 +996,8 @@
     </w:p>
     <w:p>
       <w:pPr>
-        <w:spacing w:after="80" w:before="0" w:line="276" w:lineRule="auto"/>
-        <w:jc w:val="left"/>
+        <w:spacing w:before="20" w:after="60" w:line="276" w:lineRule="auto"/>
+        <w:jc w:val="center"/>
       </w:pPr>
       <w:r>
         <w:t xml:space="preserve">d) </w:t>
@@ -789,8 +1014,8 @@
     </w:p>
     <w:p>
       <w:pPr>
-        <w:spacing w:after="80" w:before="0" w:line="276" w:lineRule="auto"/>
-        <w:jc w:val="left"/>
+        <w:spacing w:before="20" w:after="60" w:line="276" w:lineRule="auto"/>
+        <w:jc w:val="both"/>
       </w:pPr>
       <w:r>
         <w:t xml:space="preserve">e) </w:t>
@@ -807,21 +1032,21 @@
     </w:p>
     <w:p>
       <w:pPr>
-        <w:spacing w:before="120" w:after="40"/>
+        <w:spacing w:before="120" w:after="40" w:line="276" w:lineRule="auto"/>
       </w:pPr>
       <w:r>
         <w:rPr>
           <w:b/>
-          <w:color w:val="1E293B"/>
-          <w:sz w:val="22"/>
+          <w:color w:val="0F172A"/>
+          <w:sz w:val="21"/>
         </w:rPr>
         <w:t>ĐIỀU 3: TIÊU CHUẨN CHUYÊN MÔN &amp; GIỚI HẠN NỖ LỰC TỐI ĐA (BEST EFFORTS)</w:t>
       </w:r>
     </w:p>
     <w:p>
       <w:pPr>
-        <w:spacing w:after="80" w:before="0" w:line="276" w:lineRule="auto"/>
-        <w:jc w:val="left"/>
+        <w:spacing w:before="20" w:after="60" w:line="276" w:lineRule="auto"/>
+        <w:jc w:val="both"/>
       </w:pPr>
       <w:r>
         <w:t xml:space="preserve">3.1. Căn cứ Điều 80 Luật Thương mại 2005, Bên B cam kết triển khai dịch vụ với trình độ chuyên môn cao, cẩn trọng và áp dụng các tiêu chuẩn kỹ thuật số tốt nhất trong ngành.  </w:t>
@@ -829,8 +1054,8 @@
     </w:p>
     <w:p>
       <w:pPr>
-        <w:spacing w:after="80" w:before="0" w:line="276" w:lineRule="auto"/>
-        <w:jc w:val="left"/>
+        <w:spacing w:before="20" w:after="60" w:line="276" w:lineRule="auto"/>
+        <w:jc w:val="both"/>
       </w:pPr>
       <w:r>
         <w:t xml:space="preserve">3.2. </w:t>
@@ -856,38 +1081,38 @@
     </w:p>
     <w:p>
       <w:pPr>
-        <w:spacing w:after="60" w:before="20" w:line="276" w:lineRule="auto"/>
+        <w:spacing w:before="20" w:after="40" w:line="276" w:lineRule="auto"/>
         <w:ind w:left="360"/>
-        <w:jc w:val="left"/>
+        <w:jc w:val="both"/>
       </w:pPr>
       <w:r>
-        <w:t>•  Doanh thu bán hàng, tỷ lệ chuyển đổi chốt sales, hoặc tỷ suất hoàn vốn (ROAS/ROI) cụ thể;</w:t>
+        <w:t>Doanh thu bán hàng, tỷ lệ chuyển đổi chốt sales, hoặc tỷ suất hoàn vốn (ROAS/ROI) cụ thể;</w:t>
       </w:r>
     </w:p>
     <w:p>
       <w:pPr>
-        <w:spacing w:after="60" w:before="20" w:line="276" w:lineRule="auto"/>
+        <w:spacing w:before="20" w:after="40" w:line="276" w:lineRule="auto"/>
         <w:ind w:left="360"/>
-        <w:jc w:val="left"/>
+        <w:jc w:val="both"/>
       </w:pPr>
       <w:r>
-        <w:t>•  Thứ hạng cố định vĩnh viễn trên công cụ tìm kiếm Google hoặc Google Maps;</w:t>
+        <w:t>Thứ hạng cố định vĩnh viễn trên công cụ tìm kiếm Google hoặc Google Maps;</w:t>
       </w:r>
     </w:p>
     <w:p>
       <w:pPr>
-        <w:spacing w:after="60" w:before="20" w:line="276" w:lineRule="auto"/>
+        <w:spacing w:before="20" w:after="40" w:line="276" w:lineRule="auto"/>
         <w:ind w:left="360"/>
-        <w:jc w:val="left"/>
+        <w:jc w:val="both"/>
       </w:pPr>
       <w:r>
-        <w:t xml:space="preserve">•  Việc Google, Meta hay bất kỳ nền tảng bên thứ ba nào bảo đảm 100% không xét duyệt lại hoặc không tạm ngưng tài khoản.  </w:t>
+        <w:t>Việc Google, Meta hay bất kỳ nền tảng bên thứ ba nào bảo đảm 100% không xét duyệt lại hoặc không tạm ngưng tài khoản.</w:t>
       </w:r>
     </w:p>
     <w:p>
       <w:pPr>
-        <w:spacing w:after="80" w:before="0" w:line="276" w:lineRule="auto"/>
-        <w:jc w:val="left"/>
+        <w:spacing w:before="20" w:after="60" w:line="276" w:lineRule="auto"/>
+        <w:jc w:val="both"/>
       </w:pPr>
       <w:r>
         <w:t>3.3. Các Bên ghi nhận rằng hiệu quả kinh doanh phụ thuộc mật thiết vào chất lượng sản phẩm, chính sách giá, độ phủ thương hiệu và năng lực tư vấn bán hàng của Bên A.</w:t>
@@ -895,21 +1120,21 @@
     </w:p>
     <w:p>
       <w:pPr>
-        <w:spacing w:before="120" w:after="40"/>
+        <w:spacing w:before="120" w:after="40" w:line="276" w:lineRule="auto"/>
       </w:pPr>
       <w:r>
         <w:rPr>
           <w:b/>
-          <w:color w:val="1E293B"/>
-          <w:sz w:val="22"/>
+          <w:color w:val="0F172A"/>
+          <w:sz w:val="21"/>
         </w:rPr>
         <w:t>ĐIỀU 4: CƠ CẤU TÀI CHÍNH, BÓC TÁCH DÒNG TIỀN MEDIA SPEND &amp; THUẾ</w:t>
       </w:r>
     </w:p>
     <w:p>
       <w:pPr>
-        <w:spacing w:after="80" w:before="0" w:line="276" w:lineRule="auto"/>
-        <w:jc w:val="left"/>
+        <w:spacing w:before="20" w:after="60" w:line="276" w:lineRule="auto"/>
+        <w:jc w:val="both"/>
       </w:pPr>
       <w:r>
         <w:t xml:space="preserve">4.1. </w:t>
@@ -923,15 +1148,15 @@
     </w:p>
     <w:p>
       <w:pPr>
-        <w:spacing w:after="60" w:before="20" w:line="276" w:lineRule="auto"/>
+        <w:spacing w:before="20" w:after="40" w:line="276" w:lineRule="auto"/>
         <w:ind w:left="360"/>
-        <w:jc w:val="left"/>
+        <w:jc w:val="both"/>
       </w:pPr>
       <w:r>
         <w:rPr>
           <w:i/>
         </w:rPr>
-        <w:t>•  Phí Dịch Vụ Bên B (Management &amp; Retainer Fee):</w:t>
+        <w:t>Phí Dịch Vụ Bên B (Management &amp; Retainer Fee):</w:t>
       </w:r>
       <w:r>
         <w:t xml:space="preserve"> Là thù lao chuyên môn kỹ thuật của Bên B. Bên B xuất hóa đơn GTGT điện tử (thuế suất 10% hoặc theo luật thuế hiện hành) và nộp thuế TNDN.</w:t>
@@ -939,15 +1164,15 @@
     </w:p>
     <w:p>
       <w:pPr>
-        <w:spacing w:after="60" w:before="20" w:line="276" w:lineRule="auto"/>
+        <w:spacing w:before="20" w:after="40" w:line="276" w:lineRule="auto"/>
         <w:ind w:left="360"/>
-        <w:jc w:val="left"/>
+        <w:jc w:val="both"/>
       </w:pPr>
       <w:r>
         <w:rPr>
           <w:i/>
         </w:rPr>
-        <w:t>•  Ngân Sách Quảng Cáo Trả Nền Tảng (Media Spend):</w:t>
+        <w:t>Ngân Sách Quảng Cáo Trả Nền Tảng (Media Spend):</w:t>
       </w:r>
       <w:r>
         <w:t xml:space="preserve"> Thuộc về Bên A. Áp dụng chuẩn mực </w:t>
@@ -964,24 +1189,24 @@
     </w:p>
     <w:p>
       <w:pPr>
-        <w:spacing w:after="60" w:before="20" w:line="276" w:lineRule="auto"/>
+        <w:spacing w:before="20" w:after="40" w:line="276" w:lineRule="auto"/>
         <w:ind w:left="360"/>
-        <w:jc w:val="left"/>
+        <w:jc w:val="both"/>
       </w:pPr>
       <w:r>
         <w:rPr>
           <w:i/>
         </w:rPr>
-        <w:t>•  Chi Phí Công Cụ Bên Thứ Ba:</w:t>
+        <w:t>Chi Phí Công Cụ Bên Thứ Ba:</w:t>
       </w:r>
       <w:r>
-        <w:t xml:space="preserve"> Thuê bao phần mềm, hosting Cloudflare, API keys... do Bên A thanh toán trực tiếp cho nhà cung cấp.  </w:t>
+        <w:t xml:space="preserve"> Thuê bao phần mềm, hosting Cloudflare, API keys... do Bên A thanh toán trực tiếp cho nhà cung cấp.</w:t>
       </w:r>
     </w:p>
     <w:p>
       <w:pPr>
-        <w:spacing w:after="80" w:before="0" w:line="276" w:lineRule="auto"/>
-        <w:jc w:val="left"/>
+        <w:spacing w:before="20" w:after="60" w:line="276" w:lineRule="auto"/>
+        <w:jc w:val="both"/>
       </w:pPr>
       <w:r>
         <w:t xml:space="preserve">4.2. </w:t>
@@ -998,21 +1223,21 @@
     </w:p>
     <w:p>
       <w:pPr>
-        <w:spacing w:before="120" w:after="40"/>
+        <w:spacing w:before="120" w:after="40" w:line="276" w:lineRule="auto"/>
       </w:pPr>
       <w:r>
         <w:rPr>
           <w:b/>
-          <w:color w:val="1E293B"/>
-          <w:sz w:val="22"/>
+          <w:color w:val="0F172A"/>
+          <w:sz w:val="21"/>
         </w:rPr>
         <w:t>ĐIỀU 5: ĐẶT CỌC, THANH TOÁN RETAINER &amp; CHẾ TÀI CHẬM TRẢ</w:t>
       </w:r>
     </w:p>
     <w:p>
       <w:pPr>
-        <w:spacing w:after="80" w:before="0" w:line="276" w:lineRule="auto"/>
-        <w:jc w:val="left"/>
+        <w:spacing w:before="20" w:after="60" w:line="276" w:lineRule="auto"/>
+        <w:jc w:val="both"/>
       </w:pPr>
       <w:r>
         <w:t xml:space="preserve">5.1. Đối với dự án triển khai ban đầu: Khoản thanh toán Đợt 1 là </w:t>
@@ -1029,8 +1254,8 @@
     </w:p>
     <w:p>
       <w:pPr>
-        <w:spacing w:after="80" w:before="0" w:line="276" w:lineRule="auto"/>
-        <w:jc w:val="left"/>
+        <w:spacing w:before="20" w:after="60" w:line="276" w:lineRule="auto"/>
+        <w:jc w:val="both"/>
       </w:pPr>
       <w:r>
         <w:t xml:space="preserve">5.2. Đối với gói duy trì định kỳ (Retainer): Bên A thanh toán trước vào ngày 01 đến ngày 05 của mỗi chu kỳ thanh toán (tháng/quý).  </w:t>
@@ -1038,8 +1263,8 @@
     </w:p>
     <w:p>
       <w:pPr>
-        <w:spacing w:after="80" w:before="0" w:line="276" w:lineRule="auto"/>
-        <w:jc w:val="left"/>
+        <w:spacing w:before="20" w:after="60" w:line="276" w:lineRule="auto"/>
+        <w:jc w:val="both"/>
       </w:pPr>
       <w:r>
         <w:t xml:space="preserve">5.3. </w:t>
@@ -1053,12 +1278,12 @@
     </w:p>
     <w:p>
       <w:pPr>
-        <w:spacing w:after="60" w:before="20" w:line="276" w:lineRule="auto"/>
+        <w:spacing w:before="20" w:after="40" w:line="276" w:lineRule="auto"/>
         <w:ind w:left="360"/>
-        <w:jc w:val="left"/>
+        <w:jc w:val="both"/>
       </w:pPr>
       <w:r>
-        <w:t xml:space="preserve">•  Quá hạn 03 ngày làm việc: Áp dụng lãi chậm trả </w:t>
+        <w:t xml:space="preserve">Quá hạn 03 ngày làm việc: Áp dụng lãi chậm trả </w:t>
       </w:r>
       <w:r>
         <w:rPr>
@@ -1072,12 +1297,12 @@
     </w:p>
     <w:p>
       <w:pPr>
-        <w:spacing w:after="60" w:before="20" w:line="276" w:lineRule="auto"/>
+        <w:spacing w:before="20" w:after="40" w:line="276" w:lineRule="auto"/>
         <w:ind w:left="360"/>
-        <w:jc w:val="left"/>
+        <w:jc w:val="both"/>
       </w:pPr>
       <w:r>
-        <w:t xml:space="preserve">•  Quá hạn 07 ngày làm việc: Bên B có quyền </w:t>
+        <w:t xml:space="preserve">Quá hạn 07 ngày làm việc: Bên B có quyền </w:t>
       </w:r>
       <w:r>
         <w:rPr>
@@ -1091,12 +1316,12 @@
     </w:p>
     <w:p>
       <w:pPr>
-        <w:spacing w:after="60" w:before="20" w:line="276" w:lineRule="auto"/>
+        <w:spacing w:before="20" w:after="40" w:line="276" w:lineRule="auto"/>
         <w:ind w:left="360"/>
-        <w:jc w:val="left"/>
+        <w:jc w:val="both"/>
       </w:pPr>
       <w:r>
-        <w:t xml:space="preserve">•  Quá hạn 15 ngày làm việc: Bên A chịu thêm khoản phạt vi phạm </w:t>
+        <w:t xml:space="preserve">Quá hạn 15 ngày làm việc: Bên A chịu thêm khoản phạt vi phạm </w:t>
       </w:r>
       <w:r>
         <w:rPr>
@@ -1110,21 +1335,21 @@
     </w:p>
     <w:p>
       <w:pPr>
-        <w:spacing w:before="120" w:after="40"/>
+        <w:spacing w:before="120" w:after="40" w:line="276" w:lineRule="auto"/>
       </w:pPr>
       <w:r>
         <w:rPr>
           <w:b/>
-          <w:color w:val="1E293B"/>
-          <w:sz w:val="22"/>
+          <w:color w:val="0F172A"/>
+          <w:sz w:val="21"/>
         </w:rPr>
         <w:t>ĐIỀU 6: QUY TRÌNH QUẢN LÝ THAY ĐỔI PHÁT SINH (CHANGE REQUEST)</w:t>
       </w:r>
     </w:p>
     <w:p>
       <w:pPr>
-        <w:spacing w:after="80" w:before="0" w:line="276" w:lineRule="auto"/>
-        <w:jc w:val="left"/>
+        <w:spacing w:before="20" w:after="60" w:line="276" w:lineRule="auto"/>
+        <w:jc w:val="both"/>
       </w:pPr>
       <w:r>
         <w:t xml:space="preserve">Mọi tính năng, module hoặc yêu cầu mở rộng ngoài SOW ban đầu bắt buộc phải lập </w:t>
@@ -1141,21 +1366,21 @@
     </w:p>
     <w:p>
       <w:pPr>
-        <w:spacing w:before="120" w:after="40"/>
+        <w:spacing w:before="120" w:after="40" w:line="276" w:lineRule="auto"/>
       </w:pPr>
       <w:r>
         <w:rPr>
           <w:b/>
-          <w:color w:val="1E293B"/>
-          <w:sz w:val="22"/>
+          <w:color w:val="0F172A"/>
+          <w:sz w:val="21"/>
         </w:rPr>
         <w:t>ĐIỀU 7: QUY TRÌNH NGHIỆM THU 2 TẦNG &amp; CHẤP NHẬN THỰC TẾ</w:t>
       </w:r>
     </w:p>
     <w:p>
       <w:pPr>
-        <w:spacing w:after="80" w:before="0" w:line="276" w:lineRule="auto"/>
-        <w:jc w:val="left"/>
+        <w:spacing w:before="20" w:after="60" w:line="276" w:lineRule="auto"/>
+        <w:jc w:val="both"/>
       </w:pPr>
       <w:r>
         <w:t xml:space="preserve">7.1. </w:t>
@@ -1172,8 +1397,8 @@
     </w:p>
     <w:p>
       <w:pPr>
-        <w:spacing w:after="80" w:before="0" w:line="276" w:lineRule="auto"/>
-        <w:jc w:val="left"/>
+        <w:spacing w:before="20" w:after="60" w:line="276" w:lineRule="auto"/>
+        <w:jc w:val="both"/>
       </w:pPr>
       <w:r>
         <w:t xml:space="preserve">7.2. </w:t>
@@ -1199,8 +1424,8 @@
     </w:p>
     <w:p>
       <w:pPr>
-        <w:spacing w:after="80" w:before="0" w:line="276" w:lineRule="auto"/>
-        <w:jc w:val="left"/>
+        <w:spacing w:before="20" w:after="60" w:line="276" w:lineRule="auto"/>
+        <w:jc w:val="both"/>
       </w:pPr>
       <w:r>
         <w:t xml:space="preserve">7.3. </w:t>
@@ -1217,21 +1442,21 @@
     </w:p>
     <w:p>
       <w:pPr>
-        <w:spacing w:before="120" w:after="40"/>
+        <w:spacing w:before="120" w:after="40" w:line="276" w:lineRule="auto"/>
       </w:pPr>
       <w:r>
         <w:rPr>
           <w:b/>
-          <w:color w:val="1E293B"/>
-          <w:sz w:val="22"/>
+          <w:color w:val="0F172A"/>
+          <w:sz w:val="21"/>
         </w:rPr>
         <w:t>ĐIỀU 8: MA TRẬN BẢN QUYỀN SỞ HỮU TRÍ TUỆ</w:t>
       </w:r>
     </w:p>
     <w:p>
       <w:pPr>
-        <w:spacing w:after="80" w:before="0" w:line="276" w:lineRule="auto"/>
-        <w:jc w:val="left"/>
+        <w:spacing w:before="20" w:after="60" w:line="276" w:lineRule="auto"/>
+        <w:jc w:val="both"/>
       </w:pPr>
       <w:r>
         <w:t>8.1. Căn cứ Luật SHTT sửa đổi 2022 và Nghị định 17/2023/NĐ-CP:</w:t>
@@ -1239,15 +1464,15 @@
     </w:p>
     <w:p>
       <w:pPr>
-        <w:spacing w:after="60" w:before="20" w:line="276" w:lineRule="auto"/>
+        <w:spacing w:before="20" w:after="40" w:line="276" w:lineRule="auto"/>
         <w:ind w:left="360"/>
-        <w:jc w:val="left"/>
+        <w:jc w:val="both"/>
       </w:pPr>
       <w:r>
         <w:rPr>
           <w:b/>
         </w:rPr>
-        <w:t>•  Tài sản tạo riêng (Custom Deliverables):</w:t>
+        <w:t>Tài sản tạo riêng (Custom Deliverables):</w:t>
       </w:r>
       <w:r>
         <w:t xml:space="preserve"> Chuyển nhượng quyền tài sản cho Bên A </w:t>
@@ -1264,15 +1489,15 @@
     </w:p>
     <w:p>
       <w:pPr>
-        <w:spacing w:after="60" w:before="20" w:line="276" w:lineRule="auto"/>
+        <w:spacing w:before="20" w:after="40" w:line="276" w:lineRule="auto"/>
         <w:ind w:left="360"/>
-        <w:jc w:val="left"/>
+        <w:jc w:val="both"/>
       </w:pPr>
       <w:r>
         <w:rPr>
           <w:b/>
         </w:rPr>
-        <w:t>•  Tài sản nền tảng LocalMate (Core Framework):</w:t>
+        <w:t>Tài sản nền tảng LocalMate (Core Framework):</w:t>
       </w:r>
       <w:r>
         <w:t xml:space="preserve"> 100% thuộc quyền sở hữu vĩnh viễn của LocalMate. Bên A được cấp </w:t>
@@ -1284,13 +1509,13 @@
         <w:t>Giấy phép sử dụng vĩnh viễn, không độc quyền (Non-exclusive Perpetual License)</w:t>
       </w:r>
       <w:r>
-        <w:t xml:space="preserve"> để vận hành sản phẩm. Cấm Bên A trích xuất, bán lại mã nguồn framework cho bên thứ ba.  </w:t>
+        <w:t xml:space="preserve"> để vận hành sản phẩm. Cấm Bên A trích xuất, bán lại mã nguồn framework cho bên thứ ba.</w:t>
       </w:r>
     </w:p>
     <w:p>
       <w:pPr>
-        <w:spacing w:after="80" w:before="0" w:line="276" w:lineRule="auto"/>
-        <w:jc w:val="left"/>
+        <w:spacing w:before="20" w:after="60" w:line="276" w:lineRule="auto"/>
+        <w:jc w:val="both"/>
       </w:pPr>
       <w:r>
         <w:t xml:space="preserve">8.2. </w:t>
@@ -1307,21 +1532,21 @@
     </w:p>
     <w:p>
       <w:pPr>
-        <w:spacing w:before="120" w:after="40"/>
+        <w:spacing w:before="120" w:after="40" w:line="276" w:lineRule="auto"/>
       </w:pPr>
       <w:r>
         <w:rPr>
           <w:b/>
-          <w:color w:val="1E293B"/>
-          <w:sz w:val="22"/>
+          <w:color w:val="0F172A"/>
+          <w:sz w:val="21"/>
         </w:rPr>
         <w:t>ĐIỀU 9: THỎA THUẬN XỬ LÝ DỮ LIỆU CÁ NHÂN (ENTERPRISE DPA)</w:t>
       </w:r>
     </w:p>
     <w:p>
       <w:pPr>
-        <w:spacing w:after="80" w:before="0" w:line="276" w:lineRule="auto"/>
-        <w:jc w:val="left"/>
+        <w:spacing w:before="20" w:after="60" w:line="276" w:lineRule="auto"/>
+        <w:jc w:val="both"/>
       </w:pPr>
       <w:r>
         <w:t xml:space="preserve">9.1. Xác lập tư cách pháp lý theo </w:t>
@@ -1347,12 +1572,12 @@
     </w:p>
     <w:p>
       <w:pPr>
-        <w:spacing w:after="60" w:before="20" w:line="276" w:lineRule="auto"/>
+        <w:spacing w:before="20" w:after="40" w:line="276" w:lineRule="auto"/>
         <w:ind w:left="360"/>
-        <w:jc w:val="left"/>
+        <w:jc w:val="both"/>
       </w:pPr>
       <w:r>
-        <w:t xml:space="preserve">•  Bên A là </w:t>
+        <w:t xml:space="preserve">Bên A là </w:t>
       </w:r>
       <w:r>
         <w:rPr>
@@ -1366,12 +1591,12 @@
     </w:p>
     <w:p>
       <w:pPr>
-        <w:spacing w:after="60" w:before="20" w:line="276" w:lineRule="auto"/>
+        <w:spacing w:before="20" w:after="40" w:line="276" w:lineRule="auto"/>
         <w:ind w:left="360"/>
-        <w:jc w:val="left"/>
+        <w:jc w:val="both"/>
       </w:pPr>
       <w:r>
-        <w:t xml:space="preserve">•  Bên B là </w:t>
+        <w:t xml:space="preserve">Bên B là </w:t>
       </w:r>
       <w:r>
         <w:rPr>
@@ -1380,13 +1605,13 @@
         <w:t>Bên Xử lý Dữ liệu Cá nhân (Data Processor)</w:t>
       </w:r>
       <w:r>
-        <w:t xml:space="preserve">: Chỉ xử lý dữ liệu theo hợp đồng và văn bản hướng dẫn của Bên A.  </w:t>
+        <w:t>: Chỉ xử lý dữ liệu theo hợp đồng và văn bản hướng dẫn của Bên A.</w:t>
       </w:r>
     </w:p>
     <w:p>
       <w:pPr>
-        <w:spacing w:after="80" w:before="0" w:line="276" w:lineRule="auto"/>
-        <w:jc w:val="left"/>
+        <w:spacing w:before="20" w:after="60" w:line="276" w:lineRule="auto"/>
+        <w:jc w:val="both"/>
       </w:pPr>
       <w:r>
         <w:t xml:space="preserve">9.2. Bên B cam kết áp dụng các biện pháp an ninh kỹ thuật (TOMs) theo chuẩn Cấp độ 2; duy trì Sổ đăng ký bên xử lý phụ (Subprocessor Register - Cloudflare, Supabase, Google); và thông báo sự cố rò rỉ dữ liệu cho Bên A trong vòng </w:t>
@@ -1412,8 +1637,8 @@
     </w:p>
     <w:p>
       <w:pPr>
-        <w:spacing w:after="80" w:before="0" w:line="276" w:lineRule="auto"/>
-        <w:jc w:val="left"/>
+        <w:spacing w:before="20" w:after="60" w:line="276" w:lineRule="auto"/>
+        <w:jc w:val="both"/>
       </w:pPr>
       <w:r>
         <w:t>9.3. Sau khi kết thúc hợp đồng, Bên B bàn giao và thực hiện xóa vĩnh viễn dữ liệu cá nhân trên hệ thống của Bên B trong vòng 30 ngày.</w:t>
@@ -1421,21 +1646,21 @@
     </w:p>
     <w:p>
       <w:pPr>
-        <w:spacing w:before="120" w:after="40"/>
+        <w:spacing w:before="120" w:after="40" w:line="276" w:lineRule="auto"/>
       </w:pPr>
       <w:r>
         <w:rPr>
           <w:b/>
-          <w:color w:val="1E293B"/>
-          <w:sz w:val="22"/>
+          <w:color w:val="0F172A"/>
+          <w:sz w:val="21"/>
         </w:rPr>
         <w:t>ĐIỀU 10: QUY CHẾ AN TOÀN THÔNG TIN &amp; MÔ HÌNH TRÁCH NHIỆM CHUNG</w:t>
       </w:r>
     </w:p>
     <w:p>
       <w:pPr>
-        <w:spacing w:after="80" w:before="0" w:line="276" w:lineRule="auto"/>
-        <w:jc w:val="left"/>
+        <w:spacing w:before="20" w:after="60" w:line="276" w:lineRule="auto"/>
+        <w:jc w:val="both"/>
       </w:pPr>
       <w:r>
         <w:t xml:space="preserve">10.1. Hệ thống LocalMate áp dụng Security Baseline: Xác thực đa yếu tố (MFA), mã hóa đường truyền TLS 1.3, mã hóa database AES-256, nguyên tắc quyền tối thiểu (Least Privilege).  </w:t>
@@ -1443,8 +1668,8 @@
     </w:p>
     <w:p>
       <w:pPr>
-        <w:spacing w:after="80" w:before="0" w:line="276" w:lineRule="auto"/>
-        <w:jc w:val="left"/>
+        <w:spacing w:before="20" w:after="60" w:line="276" w:lineRule="auto"/>
+        <w:jc w:val="both"/>
       </w:pPr>
       <w:r>
         <w:t xml:space="preserve">10.2. </w:t>
@@ -1461,8 +1686,8 @@
     </w:p>
     <w:p>
       <w:pPr>
-        <w:spacing w:after="80" w:before="0" w:line="276" w:lineRule="auto"/>
-        <w:jc w:val="left"/>
+        <w:spacing w:before="20" w:after="60" w:line="276" w:lineRule="auto"/>
+        <w:jc w:val="both"/>
       </w:pPr>
       <w:r>
         <w:t>10.3. Bên A chịu trách nhiệm toàn bộ nếu nhân viên của Bên A làm lộ mật khẩu, cấu hình sai quyền truy cập, hoặc sử dụng hệ thống để phát tán tin nhắn rác vi phạm Nghị định 91/2020/NĐ-CP.</w:t>
@@ -1470,21 +1695,21 @@
     </w:p>
     <w:p>
       <w:pPr>
-        <w:spacing w:before="120" w:after="40"/>
+        <w:spacing w:before="120" w:after="40" w:line="276" w:lineRule="auto"/>
       </w:pPr>
       <w:r>
         <w:rPr>
           <w:b/>
-          <w:color w:val="1E293B"/>
-          <w:sz w:val="22"/>
+          <w:color w:val="0F172A"/>
+          <w:sz w:val="21"/>
         </w:rPr>
         <w:t>ĐIỀU 11: BÀN GIAO TÀI SẢN SỐ &amp; CHÍNH CHỦ TÀI KHOẢN</w:t>
       </w:r>
     </w:p>
     <w:p>
       <w:pPr>
-        <w:spacing w:after="80" w:before="0" w:line="276" w:lineRule="auto"/>
-        <w:jc w:val="left"/>
+        <w:spacing w:before="20" w:after="60" w:line="276" w:lineRule="auto"/>
+        <w:jc w:val="both"/>
       </w:pPr>
       <w:r>
         <w:t xml:space="preserve">11.1. Toàn bộ Tên miền, Tài khoản Google Ads, Google Maps, Meta BM được thiết lập chính chủ cho Bên A.  </w:t>
@@ -1492,8 +1717,8 @@
     </w:p>
     <w:p>
       <w:pPr>
-        <w:spacing w:after="80" w:before="0" w:line="276" w:lineRule="auto"/>
-        <w:jc w:val="left"/>
+        <w:spacing w:before="20" w:after="60" w:line="276" w:lineRule="auto"/>
+        <w:jc w:val="both"/>
       </w:pPr>
       <w:r>
         <w:t xml:space="preserve">11.2. Mật khẩu và thông tin xác thực quản trị được bàn giao bằng phương thức an toàn qua </w:t>
@@ -1510,8 +1735,8 @@
     </w:p>
     <w:p>
       <w:pPr>
-        <w:spacing w:after="80" w:before="0" w:line="276" w:lineRule="auto"/>
-        <w:jc w:val="left"/>
+        <w:spacing w:before="20" w:after="60" w:line="276" w:lineRule="auto"/>
+        <w:jc w:val="both"/>
       </w:pPr>
       <w:r>
         <w:t xml:space="preserve">11.3. Google Business Profile được chuyển giao vị trí Chủ sở hữu chính (Primary Owner) sau đúng </w:t>
@@ -1528,21 +1753,21 @@
     </w:p>
     <w:p>
       <w:pPr>
-        <w:spacing w:before="120" w:after="40"/>
+        <w:spacing w:before="120" w:after="40" w:line="276" w:lineRule="auto"/>
       </w:pPr>
       <w:r>
         <w:rPr>
           <w:b/>
-          <w:color w:val="1E293B"/>
-          <w:sz w:val="22"/>
+          <w:color w:val="0F172A"/>
+          <w:sz w:val="21"/>
         </w:rPr>
         <w:t>ĐIỀU 12: THỎA THUẬN MỨC DỊCH VỤ (ENTERPRISE SLA)</w:t>
       </w:r>
     </w:p>
     <w:p>
       <w:pPr>
-        <w:spacing w:after="80" w:before="0" w:line="276" w:lineRule="auto"/>
-        <w:jc w:val="left"/>
+        <w:spacing w:before="20" w:after="60" w:line="276" w:lineRule="auto"/>
+        <w:jc w:val="both"/>
       </w:pPr>
       <w:r>
         <w:t>Cam kết thời gian phản hồi sự cố:</w:t>
@@ -1550,15 +1775,15 @@
     </w:p>
     <w:p>
       <w:pPr>
-        <w:spacing w:after="60" w:before="20" w:line="276" w:lineRule="auto"/>
+        <w:spacing w:before="20" w:after="40" w:line="276" w:lineRule="auto"/>
         <w:ind w:left="360"/>
-        <w:jc w:val="left"/>
+        <w:jc w:val="both"/>
       </w:pPr>
       <w:r>
         <w:rPr>
           <w:i/>
         </w:rPr>
-        <w:t>•  Mức P0 (Critical - Hệ thống ngừng hoạt động hoàn toàn):</w:t>
+        <w:t>Mức P0 (Critical - Hệ thống ngừng hoạt động hoàn toàn):</w:t>
       </w:r>
       <w:r>
         <w:t xml:space="preserve"> Phản hồi trong vòng 01 giờ, xử lý trong vòng 08 giờ làm việc.</w:t>
@@ -1566,15 +1791,15 @@
     </w:p>
     <w:p>
       <w:pPr>
-        <w:spacing w:after="60" w:before="20" w:line="276" w:lineRule="auto"/>
+        <w:spacing w:before="20" w:after="40" w:line="276" w:lineRule="auto"/>
         <w:ind w:left="360"/>
-        <w:jc w:val="left"/>
+        <w:jc w:val="both"/>
       </w:pPr>
       <w:r>
         <w:rPr>
           <w:i/>
         </w:rPr>
-        <w:t>•  Mức P1 (High - Tính năng chính bị lỗi):</w:t>
+        <w:t>Mức P1 (High - Tính năng chính bị lỗi):</w:t>
       </w:r>
       <w:r>
         <w:t xml:space="preserve"> Phản hồi trong vòng 02 giờ, xử lý trong vòng 24 giờ làm việc.</w:t>
@@ -1582,15 +1807,15 @@
     </w:p>
     <w:p>
       <w:pPr>
-        <w:spacing w:after="60" w:before="20" w:line="276" w:lineRule="auto"/>
+        <w:spacing w:before="20" w:after="40" w:line="276" w:lineRule="auto"/>
         <w:ind w:left="360"/>
-        <w:jc w:val="left"/>
+        <w:jc w:val="both"/>
       </w:pPr>
       <w:r>
         <w:rPr>
           <w:i/>
         </w:rPr>
-        <w:t>•  Mức P2/P3 (Medium/Low - Lỗi hiển thị, cập nhật nhỏ):</w:t>
+        <w:t>Mức P2/P3 (Medium/Low - Lỗi hiển thị, cập nhật nhỏ):</w:t>
       </w:r>
       <w:r>
         <w:t xml:space="preserve"> Phản hồi trong vòng 04 giờ làm việc, xử lý trong vòng 48 giờ làm việc.</w:t>
@@ -1598,21 +1823,21 @@
     </w:p>
     <w:p>
       <w:pPr>
-        <w:spacing w:before="120" w:after="40"/>
+        <w:spacing w:before="120" w:after="40" w:line="276" w:lineRule="auto"/>
       </w:pPr>
       <w:r>
         <w:rPr>
           <w:b/>
-          <w:color w:val="1E293B"/>
-          <w:sz w:val="22"/>
+          <w:color w:val="0F172A"/>
+          <w:sz w:val="21"/>
         </w:rPr>
         <w:t>ĐIỀU 13: BẢO MẬT THÔNG TIN (NDA)</w:t>
       </w:r>
     </w:p>
     <w:p>
       <w:pPr>
-        <w:spacing w:after="80" w:before="0" w:line="276" w:lineRule="auto"/>
-        <w:jc w:val="left"/>
+        <w:spacing w:before="20" w:after="60" w:line="276" w:lineRule="auto"/>
+        <w:jc w:val="both"/>
       </w:pPr>
       <w:r>
         <w:t xml:space="preserve">Hai Bên cam kết bảo mật toàn bộ mã nguồn, thông tin kinh doanh, dữ liệu khách hàng và bảng giá trong suốt thời hạn hợp đồng và kéo dài thêm </w:t>
@@ -1629,21 +1854,21 @@
     </w:p>
     <w:p>
       <w:pPr>
-        <w:spacing w:before="120" w:after="40"/>
+        <w:spacing w:before="120" w:after="40" w:line="276" w:lineRule="auto"/>
       </w:pPr>
       <w:r>
         <w:rPr>
           <w:b/>
-          <w:color w:val="1E293B"/>
-          <w:sz w:val="22"/>
+          <w:color w:val="0F172A"/>
+          <w:sz w:val="21"/>
         </w:rPr>
         <w:t>ĐIỀU 14: CAM KẾT HỢP PHÁP NỘI DUNG &amp; BỒI HOÀN TOÀN DIỆN (FULL INDEMNITY)</w:t>
       </w:r>
     </w:p>
     <w:p>
       <w:pPr>
-        <w:spacing w:after="80" w:before="0" w:line="276" w:lineRule="auto"/>
-        <w:jc w:val="left"/>
+        <w:spacing w:before="20" w:after="60" w:line="276" w:lineRule="auto"/>
+        <w:jc w:val="both"/>
       </w:pPr>
       <w:r>
         <w:t xml:space="preserve">14.1. Bên A cam đoan và chịu trách nhiệm 100% về tính hợp pháp của sản phẩm, hàng hóa, giấy phép kinh doanh, giấy phép quảng cáo y tế/mỹ phẩm/TPCN và bản quyền hình ảnh cung cấp cho Bên B.  </w:t>
@@ -1651,8 +1876,8 @@
     </w:p>
     <w:p>
       <w:pPr>
-        <w:spacing w:after="80" w:before="0" w:line="276" w:lineRule="auto"/>
-        <w:jc w:val="left"/>
+        <w:spacing w:before="20" w:after="60" w:line="276" w:lineRule="auto"/>
+        <w:jc w:val="both"/>
       </w:pPr>
       <w:r>
         <w:t xml:space="preserve">14.2. </w:t>
@@ -1678,21 +1903,21 @@
     </w:p>
     <w:p>
       <w:pPr>
-        <w:spacing w:before="120" w:after="40"/>
+        <w:spacing w:before="120" w:after="40" w:line="276" w:lineRule="auto"/>
       </w:pPr>
       <w:r>
         <w:rPr>
           <w:b/>
-          <w:color w:val="1E293B"/>
-          <w:sz w:val="22"/>
+          <w:color w:val="0F172A"/>
+          <w:sz w:val="21"/>
         </w:rPr>
         <w:t>ĐIỀU 15: GIỚI HẠN TRÁCH NHIỆM BỒI THƯỜNG (LIABILITY CAP)</w:t>
       </w:r>
     </w:p>
     <w:p>
       <w:pPr>
-        <w:spacing w:after="80" w:before="0" w:line="276" w:lineRule="auto"/>
-        <w:jc w:val="left"/>
+        <w:spacing w:before="20" w:after="60" w:line="276" w:lineRule="auto"/>
+        <w:jc w:val="both"/>
       </w:pPr>
       <w:r>
         <w:t xml:space="preserve">15.1. Căn cứ Điều 302 Luật Thương mại 2005, Bên B được loại trừ hoàn toàn trách nhiệm đối với các thiệt hại gián tiếp, mất cơ hội kinh doanh hoặc lợi nhuận kỳ vọng bị bỏ lỡ (Lost Profits) của Bên A.  </w:t>
@@ -1700,8 +1925,8 @@
     </w:p>
     <w:p>
       <w:pPr>
-        <w:spacing w:after="80" w:before="0" w:line="276" w:lineRule="auto"/>
-        <w:jc w:val="left"/>
+        <w:spacing w:before="20" w:after="60" w:line="276" w:lineRule="auto"/>
+        <w:jc w:val="both"/>
       </w:pPr>
       <w:r>
         <w:t xml:space="preserve">15.2. </w:t>
@@ -1727,8 +1952,8 @@
     </w:p>
     <w:p>
       <w:pPr>
-        <w:spacing w:after="80" w:before="0" w:line="276" w:lineRule="auto"/>
-        <w:jc w:val="left"/>
+        <w:spacing w:before="20" w:after="60" w:line="276" w:lineRule="auto"/>
+        <w:jc w:val="both"/>
       </w:pPr>
       <w:r>
         <w:t>15.3. Mức trần trách nhiệm không áp dụng đối với hành vi cố ý vi phạm hợp đồng hoặc cố ý làm lộ bí mật kinh doanh.</w:t>
@@ -1736,21 +1961,21 @@
     </w:p>
     <w:p>
       <w:pPr>
-        <w:spacing w:before="120" w:after="40"/>
+        <w:spacing w:before="120" w:after="40" w:line="276" w:lineRule="auto"/>
       </w:pPr>
       <w:r>
         <w:rPr>
           <w:b/>
-          <w:color w:val="1E293B"/>
-          <w:sz w:val="22"/>
+          <w:color w:val="0F172A"/>
+          <w:sz w:val="21"/>
         </w:rPr>
         <w:t>ĐIỀU 16: QUYỀN KIỂM TOÁN TUÂN THỦ (AUDIT RIGHTS)</w:t>
       </w:r>
     </w:p>
     <w:p>
       <w:pPr>
-        <w:spacing w:after="80" w:before="0" w:line="276" w:lineRule="auto"/>
-        <w:jc w:val="left"/>
+        <w:spacing w:before="20" w:after="60" w:line="276" w:lineRule="auto"/>
+        <w:jc w:val="both"/>
       </w:pPr>
       <w:r>
         <w:t>Đối với hợp đồng Enterprise, Bên A có quyền yêu cầu Bên B cung cấp bản ghi báo cáo tuân thủ an toàn thông tin (Security Compliance Report) và danh sách Sub-processors định kỳ 01 lần/năm với điều kiện thông báo trước bằng văn bản 15 ngày làm việc và ký cam kết bảo mật nghiêm ngặt.</w:t>
@@ -1758,21 +1983,21 @@
     </w:p>
     <w:p>
       <w:pPr>
-        <w:spacing w:before="120" w:after="40"/>
+        <w:spacing w:before="120" w:after="40" w:line="276" w:lineRule="auto"/>
       </w:pPr>
       <w:r>
         <w:rPr>
           <w:b/>
-          <w:color w:val="1E293B"/>
-          <w:sz w:val="22"/>
+          <w:color w:val="0F172A"/>
+          <w:sz w:val="21"/>
         </w:rPr>
         <w:t>ĐIỀU 17: BẤT KHẢ KHÁNG &amp; MIỄN TRỪ NỀN TẢNG BÊN THỨ BA</w:t>
       </w:r>
     </w:p>
     <w:p>
       <w:pPr>
-        <w:spacing w:after="80" w:before="0" w:line="276" w:lineRule="auto"/>
-        <w:jc w:val="left"/>
+        <w:spacing w:before="20" w:after="60" w:line="276" w:lineRule="auto"/>
+        <w:jc w:val="both"/>
       </w:pPr>
       <w:r>
         <w:t>Bên B được miễn trừ trách nhiệm hợp đồng khi xảy ra sự kiện bất khả kháng (Điều 156 BLDS) hoặc sự cố xuất phát từ nền tảng bên thứ ba (đứt cáp quang biển, sự cố toàn cầu của Cloudflare/Google/AWS, Google thay đổi thuật toán đột ngột).</w:t>
@@ -1780,21 +2005,21 @@
     </w:p>
     <w:p>
       <w:pPr>
-        <w:spacing w:before="120" w:after="40"/>
+        <w:spacing w:before="120" w:after="40" w:line="276" w:lineRule="auto"/>
       </w:pPr>
       <w:r>
         <w:rPr>
           <w:b/>
-          <w:color w:val="1E293B"/>
-          <w:sz w:val="22"/>
+          <w:color w:val="0F172A"/>
+          <w:sz w:val="21"/>
         </w:rPr>
         <w:t>ĐIỀU 18: TẠM NGỪNG &amp; CHẤM DỨT HỢP ĐỒNG HỢP PHÁP</w:t>
       </w:r>
     </w:p>
     <w:p>
       <w:pPr>
-        <w:spacing w:after="80" w:before="0" w:line="276" w:lineRule="auto"/>
-        <w:jc w:val="left"/>
+        <w:spacing w:before="20" w:after="60" w:line="276" w:lineRule="auto"/>
+        <w:jc w:val="both"/>
       </w:pPr>
       <w:r>
         <w:t>Bên B có quyền tạm ngừng dịch vụ sau khi thông báo trước 24 giờ nếu Bên A chậm thanh toán quá 07 ngày hoặc vi phạm an toàn thông tin. Mỗi Bên có quyền đơn phương chấm dứt hợp đồng nếu Bên kia vi phạm cơ bản nghĩa vụ và không khắc phục trong vòng 15 ngày kể từ khi nhận được thông báo văn bản.</w:t>
@@ -1802,21 +2027,21 @@
     </w:p>
     <w:p>
       <w:pPr>
-        <w:spacing w:before="120" w:after="40"/>
+        <w:spacing w:before="120" w:after="40" w:line="276" w:lineRule="auto"/>
       </w:pPr>
       <w:r>
         <w:rPr>
           <w:b/>
-          <w:color w:val="1E293B"/>
-          <w:sz w:val="22"/>
+          <w:color w:val="0F172A"/>
+          <w:sz w:val="21"/>
         </w:rPr>
         <w:t>ĐIỀU 19: BÀN GIAO &amp; XÓA DỮ LIỆU SAU CHẤM DỨT</w:t>
       </w:r>
     </w:p>
     <w:p>
       <w:pPr>
-        <w:spacing w:after="80" w:before="0" w:line="276" w:lineRule="auto"/>
-        <w:jc w:val="left"/>
+        <w:spacing w:before="20" w:after="60" w:line="276" w:lineRule="auto"/>
+        <w:jc w:val="both"/>
       </w:pPr>
       <w:r>
         <w:t>Trong vòng 15 ngày kể từ ngày chấm dứt hợp đồng, Hai Bên tiến hành đối soát công nợ, bàn giao mã nguồn/tài khoản tương ứng với số tiền đã thanh toán, cấp Biên bản hoàn tất xóa dữ liệu cá nhân (File 10E) và ký Biên Bản Thanh Lý Hợp Đồng.</w:t>
@@ -1824,21 +2049,21 @@
     </w:p>
     <w:p>
       <w:pPr>
-        <w:spacing w:before="120" w:after="40"/>
+        <w:spacing w:before="120" w:after="40" w:line="276" w:lineRule="auto"/>
       </w:pPr>
       <w:r>
         <w:rPr>
           <w:b/>
-          <w:color w:val="1E293B"/>
-          <w:sz w:val="22"/>
+          <w:color w:val="0F172A"/>
+          <w:sz w:val="21"/>
         </w:rPr>
         <w:t>ĐIỀU 20: GIAO DỊCH ĐIỆN TỬ &amp; CHỮ KÝ SỐ</w:t>
       </w:r>
     </w:p>
     <w:p>
       <w:pPr>
-        <w:spacing w:after="80" w:before="0" w:line="276" w:lineRule="auto"/>
-        <w:jc w:val="left"/>
+        <w:spacing w:before="20" w:after="60" w:line="276" w:lineRule="auto"/>
+        <w:jc w:val="both"/>
       </w:pPr>
       <w:r>
         <w:t xml:space="preserve">Căn cứ Luật Giao dịch điện tử số 20/2023/QH15, Hợp đồng này và toàn bộ các văn bản giao dịch được ưu tiên ký kết bằng </w:t>
@@ -1855,21 +2080,21 @@
     </w:p>
     <w:p>
       <w:pPr>
-        <w:spacing w:before="120" w:after="40"/>
+        <w:spacing w:before="120" w:after="40" w:line="276" w:lineRule="auto"/>
       </w:pPr>
       <w:r>
         <w:rPr>
           <w:b/>
-          <w:color w:val="1E293B"/>
-          <w:sz w:val="22"/>
+          <w:color w:val="0F172A"/>
+          <w:sz w:val="21"/>
         </w:rPr>
         <w:t>ĐIỀU 21: LUẬT ÁP DỤNG &amp; GIẢI QUYẾT TRANH CHẤP</w:t>
       </w:r>
     </w:p>
     <w:p>
       <w:pPr>
-        <w:spacing w:after="80" w:before="0" w:line="276" w:lineRule="auto"/>
-        <w:jc w:val="left"/>
+        <w:spacing w:before="20" w:after="60" w:line="276" w:lineRule="auto"/>
+        <w:jc w:val="both"/>
       </w:pPr>
       <w:r>
         <w:t xml:space="preserve">21.1. Hợp đồng chịu sự điều chỉnh của pháp luật nước Cộng hòa Xã hội Chủ nghĩa Việt Nam.  </w:t>
@@ -1877,8 +2102,8 @@
     </w:p>
     <w:p>
       <w:pPr>
-        <w:spacing w:after="80" w:before="0" w:line="276" w:lineRule="auto"/>
-        <w:jc w:val="left"/>
+        <w:spacing w:before="20" w:after="60" w:line="276" w:lineRule="auto"/>
+        <w:jc w:val="both"/>
       </w:pPr>
       <w:r>
         <w:t xml:space="preserve">21.2. Mọi tranh chấp không giải quyết được qua thương lượng trong vòng 30 ngày sẽ được đưa ra giải quyết tại </w:t>
@@ -1904,21 +2129,21 @@
     </w:p>
     <w:p>
       <w:pPr>
-        <w:spacing w:before="120" w:after="40"/>
+        <w:spacing w:before="120" w:after="40" w:line="276" w:lineRule="auto"/>
       </w:pPr>
       <w:r>
         <w:rPr>
           <w:b/>
-          <w:color w:val="1E293B"/>
-          <w:sz w:val="22"/>
+          <w:color w:val="0F172A"/>
+          <w:sz w:val="21"/>
         </w:rPr>
         <w:t>ĐIỀU 22: HIỆU LỰC THI HÀNH</w:t>
       </w:r>
     </w:p>
     <w:p>
       <w:pPr>
-        <w:spacing w:after="80" w:before="0" w:line="276" w:lineRule="auto"/>
-        <w:jc w:val="left"/>
+        <w:spacing w:before="20" w:after="60" w:line="276" w:lineRule="auto"/>
+        <w:jc w:val="both"/>
       </w:pPr>
       <w:r>
         <w:t>Hợp đồng có hiệu lực 12 tháng kể từ ngày ký, tự động gia hạn từng năm trừ khi có thông báo từ chối. Hợp đồng được lập thành 02 bản gốc có giá trị như nhau hoặc 01 bản điện tử ký số lưu trữ an toàn.</w:t>
@@ -1926,117 +2151,407 @@
     </w:p>
     <w:p>
       <w:pPr>
-        <w:spacing w:after="120" w:before="80"/>
-      </w:pPr>
-      <w:r>
-        <w:rPr>
-          <w:color w:val="CBD5E1"/>
-        </w:rPr>
-        <w:t>―――――――――――――――――――――――――――――――――――――――――――――――――――――――</w:t>
-      </w:r>
-    </w:p>
-    <w:p>
-      <w:pPr>
-        <w:spacing w:before="160" w:after="60"/>
+        <w:spacing w:before="180" w:after="60" w:line="276" w:lineRule="auto"/>
+        <w:jc w:val="left"/>
       </w:pPr>
       <w:r>
         <w:rPr>
           <w:b/>
-          <w:color w:val="0D7647"/>
-          <w:sz w:val="23"/>
+          <w:color w:val="0F172A"/>
+          <w:sz w:val="22"/>
         </w:rPr>
         <w:t>ĐẠI DIỆN HỢP PHÁP CÁC BÊN KÝ TÊN</w:t>
       </w:r>
     </w:p>
     <w:p>
       <w:pPr>
-        <w:spacing w:after="80" w:before="0" w:line="276" w:lineRule="auto"/>
-        <w:jc w:val="left"/>
+        <w:spacing w:before="20" w:after="60" w:line="276" w:lineRule="auto"/>
+        <w:jc w:val="both"/>
       </w:pPr>
       <w:r>
         <w:rPr>
-          <w:rFonts w:ascii="Consolas" w:hAnsi="Consolas"/>
-          <w:color w:val="B42828"/>
-          <w:sz w:val="20"/>
+          <w:i/>
         </w:rPr>
-      </w:r>
-      <w:r>
-        <w:t>`</w:t>
+        <w:t>(Ký, ghi rõ họ tên và đóng dấu pháp nhân)</w:t>
       </w:r>
     </w:p>
+    <w:tbl>
+      <w:tblPr>
+        <w:tblW w:type="auto" w:w="0"/>
+        <w:jc w:val="center"/>
+        <w:tblLook w:firstColumn="1" w:firstRow="1" w:lastColumn="0" w:lastRow="0" w:noHBand="0" w:noVBand="1" w:val="04A0"/>
+        <w:tblBorders>
+          <w:top w:val="single" w:sz="4" w:space="0" w:color="CBD5E1"/>
+          <w:bottom w:val="single" w:sz="4" w:space="0" w:color="CBD5E1"/>
+          <w:left w:val="none"/>
+          <w:right w:val="none"/>
+          <w:insideH w:val="single" w:sz="4" w:space="0" w:color="CBD5E1"/>
+          <w:insideV w:val="none"/>
+        </w:tblBorders>
+      </w:tblPr>
+      <w:tblGrid>
+        <w:gridCol w:w="4874"/>
+        <w:gridCol w:w="4874"/>
+      </w:tblGrid>
+      <w:tr>
+        <w:trPr>
+          <w:cantSplit/>
+        </w:trPr>
+        <w:tc>
+          <w:tcPr>
+            <w:tcW w:type="dxa" w:w="4867"/>
+            <w:vAlign w:val="center"/>
+            <w:tcW w:w="4867" w:type="dxa"/>
+            <w:tcMar>
+              <w:top w:w="90" w:type="dxa"/>
+              <w:bottom w:w="90" w:type="dxa"/>
+              <w:left w:w="100" w:type="dxa"/>
+              <w:right w:w="100" w:type="dxa"/>
+            </w:tcMar>
+            <w:shd w:fill="F8FAFC"/>
+          </w:tcPr>
+          <w:p>
+            <w:r/>
+          </w:p>
+          <w:p>
+            <w:pPr>
+              <w:spacing w:before="0" w:after="40" w:line="276" w:lineRule="auto"/>
+              <w:jc w:val="center"/>
+            </w:pPr>
+            <w:r>
+              <w:rPr>
+                <w:b/>
+                <w:sz w:val="20"/>
+              </w:rPr>
+              <w:t>ĐẠI DIỆN BÊN A</w:t>
+            </w:r>
+          </w:p>
+        </w:tc>
+        <w:tc>
+          <w:tcPr>
+            <w:tcW w:type="dxa" w:w="4882"/>
+            <w:vAlign w:val="center"/>
+            <w:tcW w:w="4881" w:type="dxa"/>
+            <w:tcMar>
+              <w:top w:w="90" w:type="dxa"/>
+              <w:bottom w:w="90" w:type="dxa"/>
+              <w:left w:w="100" w:type="dxa"/>
+              <w:right w:w="100" w:type="dxa"/>
+            </w:tcMar>
+            <w:shd w:fill="F8FAFC"/>
+          </w:tcPr>
+          <w:p>
+            <w:r/>
+          </w:p>
+          <w:p>
+            <w:pPr>
+              <w:spacing w:before="0" w:after="40" w:line="276" w:lineRule="auto"/>
+              <w:jc w:val="center"/>
+            </w:pPr>
+            <w:r>
+              <w:rPr>
+                <w:b/>
+                <w:sz w:val="20"/>
+              </w:rPr>
+              <w:t>ĐẠI DIỆN BÊN B</w:t>
+            </w:r>
+          </w:p>
+        </w:tc>
+      </w:tr>
+      <w:tr>
+        <w:trPr>
+          <w:cantSplit/>
+        </w:trPr>
+        <w:tc>
+          <w:tcPr>
+            <w:tcW w:type="dxa" w:w="4867"/>
+            <w:vAlign w:val="center"/>
+            <w:tcW w:w="4867" w:type="dxa"/>
+            <w:tcMar>
+              <w:top w:w="80" w:type="dxa"/>
+              <w:bottom w:w="80" w:type="dxa"/>
+              <w:left w:w="100" w:type="dxa"/>
+              <w:right w:w="100" w:type="dxa"/>
+            </w:tcMar>
+            <w:shd w:fill="FFFFFF"/>
+          </w:tcPr>
+          <w:p>
+            <w:r/>
+          </w:p>
+          <w:p>
+            <w:pPr>
+              <w:spacing w:before="0" w:after="40" w:line="276" w:lineRule="auto"/>
+              <w:jc w:val="left"/>
+            </w:pPr>
+            <w:r>
+              <w:rPr>
+                <w:b/>
+              </w:rPr>
+              <w:t>[TÊN_DOANH_NGHIỆP_BÊN_A]</w:t>
+            </w:r>
+          </w:p>
+        </w:tc>
+        <w:tc>
+          <w:tcPr>
+            <w:tcW w:type="dxa" w:w="4882"/>
+            <w:vAlign w:val="center"/>
+            <w:tcW w:w="4881" w:type="dxa"/>
+            <w:tcMar>
+              <w:top w:w="80" w:type="dxa"/>
+              <w:bottom w:w="80" w:type="dxa"/>
+              <w:left w:w="100" w:type="dxa"/>
+              <w:right w:w="100" w:type="dxa"/>
+            </w:tcMar>
+            <w:shd w:fill="FFFFFF"/>
+          </w:tcPr>
+          <w:p>
+            <w:r/>
+          </w:p>
+          <w:p>
+            <w:pPr>
+              <w:spacing w:before="0" w:after="40" w:line="276" w:lineRule="auto"/>
+              <w:jc w:val="left"/>
+            </w:pPr>
+            <w:r>
+              <w:rPr>
+                <w:b/>
+              </w:rPr>
+              <w:t>[LOCALMATE_LEGAL_NAME]</w:t>
+            </w:r>
+          </w:p>
+        </w:tc>
+      </w:tr>
+      <w:tr>
+        <w:trPr>
+          <w:cantSplit/>
+        </w:trPr>
+        <w:tc>
+          <w:tcPr>
+            <w:tcW w:type="dxa" w:w="4867"/>
+            <w:vAlign w:val="center"/>
+            <w:tcW w:w="4867" w:type="dxa"/>
+            <w:tcMar>
+              <w:top w:w="80" w:type="dxa"/>
+              <w:bottom w:w="80" w:type="dxa"/>
+              <w:left w:w="100" w:type="dxa"/>
+              <w:right w:w="100" w:type="dxa"/>
+            </w:tcMar>
+            <w:shd w:fill="FAFAFA"/>
+          </w:tcPr>
+          <w:p>
+            <w:r/>
+          </w:p>
+          <w:p>
+            <w:pPr>
+              <w:spacing w:before="0" w:after="40" w:line="276" w:lineRule="auto"/>
+              <w:jc w:val="left"/>
+            </w:pPr>
+            <w:r>
+              <w:rPr>
+                <w:i/>
+              </w:rPr>
+              <w:t>(Ký số điện tử hoặc Ký tên, đóng dấu)</w:t>
+            </w:r>
+          </w:p>
+        </w:tc>
+        <w:tc>
+          <w:tcPr>
+            <w:tcW w:type="dxa" w:w="4882"/>
+            <w:vAlign w:val="center"/>
+            <w:tcW w:w="4881" w:type="dxa"/>
+            <w:tcMar>
+              <w:top w:w="80" w:type="dxa"/>
+              <w:bottom w:w="80" w:type="dxa"/>
+              <w:left w:w="100" w:type="dxa"/>
+              <w:right w:w="100" w:type="dxa"/>
+            </w:tcMar>
+            <w:shd w:fill="FAFAFA"/>
+          </w:tcPr>
+          <w:p>
+            <w:r/>
+          </w:p>
+          <w:p>
+            <w:pPr>
+              <w:spacing w:before="0" w:after="40" w:line="276" w:lineRule="auto"/>
+              <w:jc w:val="left"/>
+            </w:pPr>
+            <w:r>
+              <w:rPr>
+                <w:i/>
+              </w:rPr>
+              <w:t>(Ký số điện tử hoặc Ký tên, đóng dấu)</w:t>
+            </w:r>
+          </w:p>
+        </w:tc>
+      </w:tr>
+      <w:tr>
+        <w:trPr>
+          <w:cantSplit/>
+        </w:trPr>
+        <w:tc>
+          <w:tcPr>
+            <w:tcW w:type="dxa" w:w="4867"/>
+            <w:vAlign w:val="center"/>
+            <w:tcW w:w="4867" w:type="dxa"/>
+            <w:tcMar>
+              <w:top w:w="80" w:type="dxa"/>
+              <w:bottom w:w="80" w:type="dxa"/>
+              <w:left w:w="100" w:type="dxa"/>
+              <w:right w:w="100" w:type="dxa"/>
+            </w:tcMar>
+            <w:shd w:fill="FFFFFF"/>
+          </w:tcPr>
+          <w:p>
+            <w:r/>
+          </w:p>
+        </w:tc>
+        <w:tc>
+          <w:tcPr>
+            <w:tcW w:type="dxa" w:w="4882"/>
+            <w:vAlign w:val="center"/>
+            <w:tcW w:w="4881" w:type="dxa"/>
+            <w:tcMar>
+              <w:top w:w="80" w:type="dxa"/>
+              <w:bottom w:w="80" w:type="dxa"/>
+              <w:left w:w="100" w:type="dxa"/>
+              <w:right w:w="100" w:type="dxa"/>
+            </w:tcMar>
+            <w:shd w:fill="FFFFFF"/>
+          </w:tcPr>
+          <w:p>
+            <w:r/>
+          </w:p>
+        </w:tc>
+      </w:tr>
+      <w:tr>
+        <w:trPr>
+          <w:cantSplit/>
+        </w:trPr>
+        <w:tc>
+          <w:tcPr>
+            <w:tcW w:type="dxa" w:w="4867"/>
+            <w:vAlign w:val="center"/>
+            <w:tcW w:w="4867" w:type="dxa"/>
+            <w:tcMar>
+              <w:top w:w="80" w:type="dxa"/>
+              <w:bottom w:w="80" w:type="dxa"/>
+              <w:left w:w="100" w:type="dxa"/>
+              <w:right w:w="100" w:type="dxa"/>
+            </w:tcMar>
+            <w:shd w:fill="FAFAFA"/>
+          </w:tcPr>
+          <w:p>
+            <w:r/>
+          </w:p>
+          <w:p>
+            <w:pPr>
+              <w:spacing w:before="0" w:after="40" w:line="276" w:lineRule="auto"/>
+              <w:jc w:val="left"/>
+            </w:pPr>
+            <w:r>
+              <w:rPr>
+                <w:b/>
+              </w:rPr>
+              <w:t>[ĐẠI_DIỆN_BÊN_A]</w:t>
+            </w:r>
+          </w:p>
+        </w:tc>
+        <w:tc>
+          <w:tcPr>
+            <w:tcW w:type="dxa" w:w="4882"/>
+            <w:vAlign w:val="center"/>
+            <w:tcW w:w="4881" w:type="dxa"/>
+            <w:tcMar>
+              <w:top w:w="80" w:type="dxa"/>
+              <w:bottom w:w="80" w:type="dxa"/>
+              <w:left w:w="100" w:type="dxa"/>
+              <w:right w:w="100" w:type="dxa"/>
+            </w:tcMar>
+            <w:shd w:fill="FAFAFA"/>
+          </w:tcPr>
+          <w:p>
+            <w:r/>
+          </w:p>
+          <w:p>
+            <w:pPr>
+              <w:spacing w:before="0" w:after="40" w:line="276" w:lineRule="auto"/>
+              <w:jc w:val="left"/>
+            </w:pPr>
+            <w:r>
+              <w:rPr>
+                <w:b/>
+              </w:rPr>
+              <w:t>[REPRESENTATIVE]</w:t>
+            </w:r>
+          </w:p>
+        </w:tc>
+      </w:tr>
+      <w:tr>
+        <w:trPr>
+          <w:cantSplit/>
+        </w:trPr>
+        <w:tc>
+          <w:tcPr>
+            <w:tcW w:type="dxa" w:w="4867"/>
+            <w:vAlign w:val="center"/>
+            <w:tcW w:w="4867" w:type="dxa"/>
+            <w:tcMar>
+              <w:top w:w="80" w:type="dxa"/>
+              <w:bottom w:w="80" w:type="dxa"/>
+              <w:left w:w="100" w:type="dxa"/>
+              <w:right w:w="100" w:type="dxa"/>
+            </w:tcMar>
+            <w:shd w:fill="FFFFFF"/>
+          </w:tcPr>
+          <w:p>
+            <w:r/>
+          </w:p>
+          <w:p>
+            <w:pPr>
+              <w:spacing w:before="0" w:after="40" w:line="276" w:lineRule="auto"/>
+              <w:jc w:val="left"/>
+            </w:pPr>
+            <w:r>
+              <w:t>Chức vụ: [CHỨC_VỤ_BÊN_A]</w:t>
+            </w:r>
+          </w:p>
+        </w:tc>
+        <w:tc>
+          <w:tcPr>
+            <w:tcW w:type="dxa" w:w="4882"/>
+            <w:vAlign w:val="center"/>
+            <w:tcW w:w="4881" w:type="dxa"/>
+            <w:tcMar>
+              <w:top w:w="80" w:type="dxa"/>
+              <w:bottom w:w="80" w:type="dxa"/>
+              <w:left w:w="100" w:type="dxa"/>
+              <w:right w:w="100" w:type="dxa"/>
+            </w:tcMar>
+            <w:shd w:fill="FFFFFF"/>
+          </w:tcPr>
+          <w:p>
+            <w:r/>
+          </w:p>
+          <w:p>
+            <w:pPr>
+              <w:spacing w:before="0" w:after="40" w:line="276" w:lineRule="auto"/>
+              <w:jc w:val="left"/>
+            </w:pPr>
+            <w:r>
+              <w:t>Chức vụ: [TITLE]</w:t>
+            </w:r>
+          </w:p>
+        </w:tc>
+      </w:tr>
+    </w:tbl>
     <w:p>
       <w:pPr>
-        <w:spacing w:after="80" w:before="0" w:line="276" w:lineRule="auto"/>
-        <w:jc w:val="left"/>
-      </w:pPr>
-      <w:r>
-        <w:t xml:space="preserve">             ĐẠI DIỆN BÊN A                                   ĐẠI DIỆN BÊN B</w:t>
-      </w:r>
-    </w:p>
-    <w:p>
-      <w:pPr>
-        <w:spacing w:after="80" w:before="0" w:line="276" w:lineRule="auto"/>
-        <w:jc w:val="left"/>
-      </w:pPr>
-      <w:r>
-        <w:t xml:space="preserve">      [TÊN_DOANH_NGHIỆP_BÊN_A]                            [LOCALMATE_LEGAL_NAME]</w:t>
-      </w:r>
-    </w:p>
-    <w:p>
-      <w:pPr>
-        <w:spacing w:after="80" w:before="0" w:line="276" w:lineRule="auto"/>
-        <w:jc w:val="left"/>
-      </w:pPr>
-      <w:r>
-        <w:t>_________________________________________         _________________________________________</w:t>
-      </w:r>
-    </w:p>
-    <w:p>
-      <w:pPr>
-        <w:spacing w:after="80" w:before="0" w:line="276" w:lineRule="auto"/>
-        <w:jc w:val="left"/>
-      </w:pPr>
-      <w:r>
-        <w:t xml:space="preserve">  [ĐẠI_DIỆN_BÊN_A]                                  [REPRESENTATIVE]</w:t>
-      </w:r>
-    </w:p>
-    <w:p>
-      <w:pPr>
-        <w:spacing w:after="80" w:before="0" w:line="276" w:lineRule="auto"/>
-        <w:jc w:val="left"/>
-      </w:pPr>
-      <w:r>
-        <w:t xml:space="preserve">  Chức vụ: [CHỨC_VỤ_BÊN_A]                          Chức vụ: [TITLE]</w:t>
-      </w:r>
-    </w:p>
-    <w:p>
-      <w:pPr>
-        <w:spacing w:after="80" w:before="0" w:line="276" w:lineRule="auto"/>
-        <w:jc w:val="left"/>
-      </w:pPr>
-      <w:r>
-        <w:t xml:space="preserve">  (Ký số điện tử hoặc Ký tên, đóng dấu)             (Ký số điện tử hoặc Ký tên, đóng dấu)</w:t>
-      </w:r>
-    </w:p>
-    <w:p>
-      <w:pPr>
-        <w:spacing w:after="80" w:before="0" w:line="276" w:lineRule="auto"/>
-        <w:jc w:val="left"/>
-      </w:pPr>
-      <w:r>
-        <w:rPr>
-          <w:rFonts w:ascii="Consolas" w:hAnsi="Consolas"/>
-          <w:color w:val="B42828"/>
-          <w:sz w:val="20"/>
-        </w:rPr>
-      </w:r>
-      <w:r>
-        <w:t>`</w:t>
-      </w:r>
+        <w:spacing w:before="0" w:after="80"/>
+      </w:pPr>
     </w:p>
     <w:sectPr>
       <w:pgSz w:w="11909" w:h="16834"/>
-      <w:pgMar w:top="1152" w:right="1152" w:bottom="1152" w:left="1152" w:header="720" w:footer="720" w:gutter="0"/>
+      <w:pgMar w:top="1138" w:right="936" w:bottom="1138" w:left="1224" w:header="720" w:footer="720" w:gutter="0"/>
       <w:cols w:space="720"/>
       <w:docGrid w:linePitch="360"/>
     </w:sectPr>
@@ -2409,7 +2924,7 @@
     <w:rsid w:val="00FC693F"/>
     <w:rPr>
       <w:rFonts w:ascii="Times New Roman" w:hAnsi="Times New Roman"/>
-      <w:color w:val="1E293B"/>
+      <w:color w:val="0F172A"/>
       <w:sz w:val="22"/>
     </w:rPr>
   </w:style>

--- a/legal/15-enterprise/31_LOCALMATE_ENTERPRISE_MSA.docx
+++ b/legal/15-enterprise/31_LOCALMATE_ENTERPRISE_MSA.docx
@@ -1450,7 +1450,7 @@
           <w:color w:val="0F172A"/>
           <w:sz w:val="21"/>
         </w:rPr>
-        <w:t>ĐIỀU 8: MA TRẬN BẢN QUYỀN SỞ HỮU TRÍ TUỆ</w:t>
+        <w:t>ĐIỀU 8: QUYỀN SỞ HỮU TRÍ TUỆ, BẢO ĐẢM KIỂM SOÁT DỮ LIỆU &amp; LỐI THOÁT AN TOÀN</w:t>
       </w:r>
     </w:p>
     <w:p>
@@ -1459,29 +1459,41 @@
         <w:jc w:val="both"/>
       </w:pPr>
       <w:r>
-        <w:t>8.1. Căn cứ Luật SHTT sửa đổi 2022 và Nghị định 17/2023/NĐ-CP:</w:t>
-      </w:r>
-    </w:p>
-    <w:p>
-      <w:pPr>
-        <w:spacing w:before="20" w:after="40" w:line="276" w:lineRule="auto"/>
-        <w:ind w:left="360"/>
-        <w:jc w:val="both"/>
-      </w:pPr>
-      <w:r>
-        <w:rPr>
-          <w:b/>
-        </w:rPr>
-        <w:t>Tài sản tạo riêng (Custom Deliverables):</w:t>
-      </w:r>
-      <w:r>
-        <w:t xml:space="preserve"> Chuyển nhượng quyền tài sản cho Bên A </w:t>
+        <w:t xml:space="preserve">8.1. </w:t>
       </w:r>
       <w:r>
         <w:rPr>
           <w:b/>
         </w:rPr>
-        <w:t>sau khi Bên A thanh toán đủ 100% giá trị hợp đồng</w:t>
+        <w:t>Nguyên Tắc Thương Mại Cốt Lõi ("Your Data. Your Business. Your Control"):</w:t>
+      </w:r>
+      <w:r>
+        <w:t xml:space="preserve">  </w:t>
+      </w:r>
+    </w:p>
+    <w:p>
+      <w:pPr>
+        <w:spacing w:before="20" w:after="60" w:line="276" w:lineRule="auto"/>
+        <w:jc w:val="both"/>
+      </w:pPr>
+      <w:r>
+        <w:t>Hai Bên thống nhất nguyên tắc tôn trọng quyền tự chủ của Doanh nghiệp, loại trừ triệt để nguy cơ trói buộc nhà cung cấp (No Vendor Lock-in):</w:t>
+      </w:r>
+    </w:p>
+    <w:p>
+      <w:pPr>
+        <w:spacing w:before="20" w:after="40" w:line="276" w:lineRule="auto"/>
+        <w:ind w:left="360"/>
+        <w:jc w:val="both"/>
+      </w:pPr>
+      <w:r>
+        <w:t xml:space="preserve">Toàn bộ dữ liệu khách hàng, học sinh, phụ huynh, đơn hàng, CRM, tài khoản nền tảng số và tên miền </w:t>
+      </w:r>
+      <w:r>
+        <w:rPr>
+          <w:b/>
+        </w:rPr>
+        <w:t>thuộc quyền sở hữu tuyệt đối 100% của Bên A</w:t>
       </w:r>
       <w:r>
         <w:t>.</w:t>
@@ -1494,22 +1506,7 @@
         <w:jc w:val="both"/>
       </w:pPr>
       <w:r>
-        <w:rPr>
-          <w:b/>
-        </w:rPr>
-        <w:t>Tài sản nền tảng LocalMate (Core Framework):</w:t>
-      </w:r>
-      <w:r>
-        <w:t xml:space="preserve"> 100% thuộc quyền sở hữu vĩnh viễn của LocalMate. Bên A được cấp </w:t>
-      </w:r>
-      <w:r>
-        <w:rPr>
-          <w:b/>
-        </w:rPr>
-        <w:t>Giấy phép sử dụng vĩnh viễn, không độc quyền (Non-exclusive Perpetual License)</w:t>
-      </w:r>
-      <w:r>
-        <w:t xml:space="preserve"> để vận hành sản phẩm. Cấm Bên A trích xuất, bán lại mã nguồn framework cho bên thứ ba.</w:t>
+        <w:t>LocalMate chỉ giữ quyền sở hữu đối với nền tảng công nghệ lõi và thành phần dùng chung để phục vụ vận hành, bảo mật và phát triển liên tục.</w:t>
       </w:r>
     </w:p>
     <w:p>
@@ -1524,10 +1521,186 @@
         <w:rPr>
           <w:b/>
         </w:rPr>
-        <w:t>Bảo Lưu Quyền Sở Hữu (Điều 331 BLDS):</w:t>
+        <w:t>Phân Định Ba Tầng Tài Sản Trí Tuệ (IP Architecture):</w:t>
+      </w:r>
+    </w:p>
+    <w:p>
+      <w:pPr>
+        <w:spacing w:before="20" w:after="40" w:line="276" w:lineRule="auto"/>
+        <w:ind w:left="360"/>
+        <w:jc w:val="both"/>
+      </w:pPr>
+      <w:r>
+        <w:rPr>
+          <w:b/>
+        </w:rPr>
+        <w:t>Tài sản Khách hàng (Customer IP &amp; Data):</w:t>
       </w:r>
       <w:r>
-        <w:t xml:space="preserve"> Trong thời gian chưa thanh toán đủ, Bên A chỉ có quyền sử dụng thử nghiệm tạm thời.</w:t>
+        <w:t xml:space="preserve"> Cơ sở dữ liệu kinh doanh, thương hiệu, tên miền và tài liệu do Bên A cung cấp thuộc quyền sở hữu độc quyền của Bên A.</w:t>
+      </w:r>
+    </w:p>
+    <w:p>
+      <w:pPr>
+        <w:spacing w:before="20" w:after="40" w:line="276" w:lineRule="auto"/>
+        <w:ind w:left="360"/>
+        <w:jc w:val="both"/>
+      </w:pPr>
+      <w:r>
+        <w:rPr>
+          <w:b/>
+        </w:rPr>
+        <w:t>Tài sản Công nghệ Lõi LocalMate (Background IP):</w:t>
+      </w:r>
+      <w:r>
+        <w:t xml:space="preserve"> Nền tảng LocalMate Core, component library, template, UI kit, engine tự động hóa, CI/CD và bí quyết công nghệ thuộc quyền sở hữu vĩnh viễn của LocalMate. LocalMate cấp Giấy phép sử dụng (License) tích hợp sẵn trong sản phẩm, nghiêm cấm trích xuất sao chép hoặc bán lại cho bên thứ ba.</w:t>
+      </w:r>
+    </w:p>
+    <w:p>
+      <w:pPr>
+        <w:spacing w:before="20" w:after="40" w:line="276" w:lineRule="auto"/>
+        <w:ind w:left="360"/>
+        <w:jc w:val="both"/>
+      </w:pPr>
+      <w:r>
+        <w:rPr>
+          <w:b/>
+        </w:rPr>
+        <w:t>Sản phẩm Riêng của Dự án (Project Deliverables):</w:t>
+      </w:r>
+      <w:r>
+        <w:t xml:space="preserve"> Áp dụng theo Cấp độ thương mại lựa chọn tại Đơn Đặt Hàng:</w:t>
+      </w:r>
+    </w:p>
+    <w:p>
+      <w:pPr>
+        <w:spacing w:before="20" w:after="40" w:line="276" w:lineRule="auto"/>
+        <w:ind w:left="360"/>
+        <w:jc w:val="both"/>
+      </w:pPr>
+      <w:r>
+        <w:rPr>
+          <w:i/>
+        </w:rPr>
+        <w:t>Cấp độ 1 (Managed Service):</w:t>
+      </w:r>
+      <w:r>
+        <w:t xml:space="preserve"> Bên A mua quyền sử dụng hệ thống trên hạ tầng đám mây;</w:t>
+      </w:r>
+    </w:p>
+    <w:p>
+      <w:pPr>
+        <w:spacing w:before="20" w:after="40" w:line="276" w:lineRule="auto"/>
+        <w:ind w:left="360"/>
+        <w:jc w:val="both"/>
+      </w:pPr>
+      <w:r>
+        <w:rPr>
+          <w:i/>
+        </w:rPr>
+        <w:t>Cấp độ 2 (Business Continuity License):</w:t>
+      </w:r>
+      <w:r>
+        <w:t xml:space="preserve"> Bên A được xuất full dữ liệu, bàn giao cấu hình riêng, tài liệu vận hành và được quyền thuê bên thứ ba tiếp quản nếu Bên B dừng dịch vụ;</w:t>
+      </w:r>
+    </w:p>
+    <w:p>
+      <w:pPr>
+        <w:spacing w:before="20" w:after="40" w:line="276" w:lineRule="auto"/>
+        <w:ind w:left="360"/>
+        <w:jc w:val="both"/>
+      </w:pPr>
+      <w:r>
+        <w:rPr>
+          <w:i/>
+        </w:rPr>
+        <w:t>Cấp độ 3 (Source &amp; Deployment Handover):</w:t>
+      </w:r>
+      <w:r>
+        <w:t xml:space="preserve"> Bàn giao Git Repository mã nguồn riêng của dự án và tài liệu triển khai hạ tầng sau khi Bên A thanh toán đủ 100%.</w:t>
+      </w:r>
+    </w:p>
+    <w:p>
+      <w:pPr>
+        <w:spacing w:before="20" w:after="60" w:line="276" w:lineRule="auto"/>
+        <w:jc w:val="both"/>
+      </w:pPr>
+      <w:r>
+        <w:t xml:space="preserve">8.3. </w:t>
+      </w:r>
+      <w:r>
+        <w:rPr>
+          <w:b/>
+        </w:rPr>
+        <w:t>Hai Điều Khoản Nguyên Tắc Bất Biến (Golden Clauses):</w:t>
+      </w:r>
+    </w:p>
+    <w:p>
+      <w:pPr>
+        <w:spacing w:before="20" w:after="40" w:line="276" w:lineRule="auto"/>
+        <w:ind w:left="360"/>
+        <w:jc w:val="both"/>
+      </w:pPr>
+      <w:r>
+        <w:rPr>
+          <w:i/>
+        </w:rPr>
+        <w:t>Bảo vệ công nghệ LocalMate:</w:t>
+      </w:r>
+      <w:r>
+        <w:t xml:space="preserve"> Việc chuyển giao sản phẩm, tài liệu kỹ thuật hoặc mã nguồn cho Bên A không được hiểu là chuyển giao quyền sở hữu đối với LocalMate Core, framework, thư viện, template dùng chung hoặc bí quyết kỹ thuật có trước của LocalMate.</w:t>
+      </w:r>
+    </w:p>
+    <w:p>
+      <w:pPr>
+        <w:spacing w:before="20" w:after="40" w:line="276" w:lineRule="auto"/>
+        <w:ind w:left="360"/>
+        <w:jc w:val="both"/>
+      </w:pPr>
+      <w:r>
+        <w:rPr>
+          <w:i/>
+        </w:rPr>
+        <w:t>Bảo vệ dữ liệu Bên A:</w:t>
+      </w:r>
+      <w:r>
+        <w:t xml:space="preserve"> LocalMate không có bất kỳ quyền sở hữu nào đối với dữ liệu kinh doanh, dữ liệu khách hàng, thương hiệu, tên miền và tài sản do Bên A cung cấp.</w:t>
+      </w:r>
+    </w:p>
+    <w:p>
+      <w:pPr>
+        <w:spacing w:before="20" w:after="60" w:line="276" w:lineRule="auto"/>
+        <w:jc w:val="both"/>
+      </w:pPr>
+      <w:r>
+        <w:t xml:space="preserve">8.4. </w:t>
+      </w:r>
+      <w:r>
+        <w:rPr>
+          <w:b/>
+        </w:rPr>
+        <w:t>Cam Kết Lối Thoát An Toàn (Exit Guarantee):</w:t>
+      </w:r>
+      <w:r>
+        <w:t xml:space="preserve"> Khi chấm dứt hợp đồng, trong vòng </w:t>
+      </w:r>
+      <w:r>
+        <w:rPr>
+          <w:b/>
+        </w:rPr>
+        <w:t>15 ngày làm việc</w:t>
+      </w:r>
+      <w:r>
+        <w:t xml:space="preserve">, Bên B xuất toàn bộ dữ liệu của Bên A ở định dạng tiêu chuẩn (CSV/JSON/Excel) và duy trì liên kết tải an toàn trong </w:t>
+      </w:r>
+      <w:r>
+        <w:rPr>
+          <w:b/>
+        </w:rPr>
+        <w:t>30 ngày</w:t>
+      </w:r>
+      <w:r>
+        <w:t>. Hết thời hạn này, Bên B tiến hành tiêu hủy an toàn bản sao dữ liệu trên hệ thống, chính thức hoàn tất nghĩa vụ lưu trữ.</w:t>
       </w:r>
     </w:p>
     <w:p>
